--- a/THE_NEW_MISSION_교신_v9.0_지문수정본.docx
+++ b/THE_NEW_MISSION_교신_v9.0_지문수정본.docx
@@ -3651,7 +3651,7 @@
     </w:p>
     <w:p>
       <w:r>
-        <w:t>제주. 평상에 도로 앉아 휴대전화를 꺼내는 남자. 화면에 그 라디오 프로그램의 사연 게시판을 띄운다. 사연을 쓴다. 글은 어깨에 가려 보이지 않는다. 다 쓰고 화면 아래의 "올리기"를 누른다. 평상 위에서 계속 나오는 라디오.</w:t>
+        <w:t>제주. 평상에 도로 앉아 휴대전화를 꺼내는 남자. 화면에 그 라디오 프로그램의 사연 게시판을 띄운다. 사연을 쓴다. 글은 어깨에 가려 보이지 않는다. 다 쓰고 화면 아래의 "올리기"를 꾹. 평상 위에서 계속 나오는 라디오.</w:t>
       </w:r>
     </w:p>
     <w:p>

--- a/THE_NEW_MISSION_교신_v9.0_지문수정본.docx
+++ b/THE_NEW_MISSION_교신_v9.0_지문수정본.docx
@@ -154,7 +154,7 @@
     </w:p>
     <w:p>
       <w:r>
-        <w:t>1호가 까딱이던 날개 끝을 그 자리에서 멈춘다. 잠시 뒤 두 장을 해 쪽으로 반듯하게 돌려놓는 1호.</w:t>
+        <w:t>1호가 까딱이던 날개 끝을 그 자리에서 멈춘다. 잠시 뒤 날개 두 장을 해 쪽으로 반듯하게 돌려놓는 1호.</w:t>
       </w:r>
     </w:p>
     <w:p>
@@ -177,7 +177,7 @@
     </w:p>
     <w:p>
       <w:r>
-        <w:t>정면의 원형 해치가 열려 있고 그 너머가 거주 구획이다. 벽에 묶인 침낭. 그 옆에 테이프로 붙인 사진 한 장. 벨크로 띠에 꽂힌 칫솔 하나. 노래가 나오는 오락 패널.</w:t>
+        <w:t>정면의 원형 해치가 열려 있고 그 너머가 거주 구획이다. 벽에 묶인 침낭. 침낭 옆에 테이프로 붙인 사진 한 장. 벨크로 띠에 꽂힌 칫솔 하나. 노래가 나오는 오락 패널.</w:t>
       </w:r>
     </w:p>
     <w:p>
@@ -481,7 +481,7 @@
     </w:p>
     <w:p>
       <w:r>
-        <w:t>봉투 입구를 한 뼘 비껴가는 씨. 천천히 돌면서 해치를 지나 기계 구획으로 들어온다. 서버 랙 위에서 환기 그릴 쪽으로 빨려 가더니 그릴 아래 들뜬 필터 교체구 뚜껑 틈으로 쏙. 뚜껑 안쪽에서 작게 톡. 남자는 고개도 들지 않는다.</w:t>
+        <w:t>봉투 입구를 한 뼘 비껴가는 씨. 씨가 천천히 돌면서 해치를 지나 기계 구획으로 들어온다. 서버 랙 위에서 환기 그릴 쪽으로 빨려 가더니 그릴 아래 들뜬 필터 교체구 뚜껑 틈으로 쏙. 뚜껑 안쪽에서 작게 톡. 남자는 고개도 들지 않는다.</w:t>
       </w:r>
     </w:p>
     <w:p>
@@ -821,7 +821,7 @@
     </w:p>
     <w:p>
       <w:r>
-        <w:t>엄지로 붉은 덮개를 젖히는 남자. 안에 검은 토글 스위치. 검지를 그 위에. 붉은 표시등이 1초에 한 번 같은 간격으로 깜빡이고 그 붉은 빛이 남자의 턱에 어렸다 사라졌다 한다.</w:t>
+        <w:t>엄지로 붉은 덮개를 젖히는 남자. 안에 검은 토글 스위치. 검지를 스위치 위에. 붉은 표시등이 1초에 한 번 같은 간격으로 깜빡이고 그 붉은 빛이 남자의 턱에 어렸다 사라졌다 한다.</w:t>
       </w:r>
     </w:p>
     <w:p>
@@ -1003,7 +1003,7 @@
     </w:p>
     <w:p>
       <w:r>
-        <w:t>그 점이 지구의 푸른 테두리에 겹쳐 보이지 않게 된다.</w:t>
+        <w:t>귀환선의 점이 지구의 푸른 테두리에 겹쳐 보이지 않게 된다.</w:t>
       </w:r>
     </w:p>
     <w:p>
@@ -1088,7 +1088,7 @@
     </w:p>
     <w:p>
       <w:r>
-        <w:t>1호가 후면 노즐로 가스를 길게 뿜는다. 조금씩 작아지며 물러나는 지구. 1호가 뿜기를 멈춘다. 어느새 주변에 떠도는 것이 보인다. 날개 한쪽이 부러진 통신위성. 접시가 찌그러진 기상위성. 외피가 벗겨진 원통 하나. 저마다 다른 속도로 돌고 있다. 어디에도 불이 켜져 있지 않다. 붉은 점이 깜빡이는 창은 1호에만 있다.</w:t>
+        <w:t>1호가 후면 노즐로 가스를 길게 뿜는다. 조금씩 작아지며 물러나는 지구. 1호가 노즐을 멈춘다. 어느새 주변에 떠도는 폐위성이 보인다. 날개 한쪽이 부러진 통신위성. 접시가 찌그러진 기상위성. 외피가 벗겨진 원통 하나. 셋 다 저마다 다른 속도로 돌고 있다. 어디에도 불이 켜져 있지 않다. 붉은 점이 깜빡이는 창은 1호에만 있다.</w:t>
       </w:r>
     </w:p>
     <w:p>
@@ -1155,7 +1155,7 @@
     </w:p>
     <w:p>
       <w:r>
-        <w:t>관측 렌즈 화면에 지구가 떠 있다. 한반도 남쪽 바다에 타원형 섬이 하나 보인다. 당겨지는 화면. 섬의 남쪽 해안선이 화면에 찬다. 더는 당겨지지 않고 화소만 거칠어진다. 해안선 안쪽에 십자 표시가 찍히고 그 옆에 글자가 뜬다. "북위 33도 14분. 제주 지상국." 십자 한가운데 화소도 주변과 똑같은 짙은 초록으로 뭉개져 있다.</w:t>
+        <w:t>관측 렌즈 화면에 지구가 떠 있다. 한반도 남쪽 바다에 타원형 섬이 하나 보인다. 당겨지는 화면. 섬의 남쪽 해안선이 화면에 찬다. 화면이 더는 당겨지지 않고 화소만 거칠어진다. 해안선 안쪽에 십자 표시가 찍히고 그 옆에 글자가 뜬다. "북위 33도 14분. 제주 지상국." 십자 한가운데 화소도 주변과 똑같은 짙은 초록으로 뭉개져 있다.</w:t>
       </w:r>
     </w:p>
     <w:p>
@@ -1324,7 +1324,7 @@
     </w:p>
     <w:p>
       <w:r>
-        <w:t>점이 커진다. 납작하다. 천천히 뒤집히면서 햇빛을 한 번씩 반사한다. 문짝만 한 위성 외피 조각. 한쪽 가장자리가 찢겨 있다. 은색 단열 포일이 반쯤 벗겨진 면. 거기에 한글도 영문도 아닌 글자가 스텐실로 찍혀 있다. 창 앞을 가까이 지나 옆으로 빠져나가는 조각.</w:t>
+        <w:t>그 점이 커진다. 납작하다. 천천히 뒤집히면서 햇빛을 한 번씩 반사한다. 문짝만 한 위성 외피 조각. 한쪽 가장자리가 찢겨 있다. 은색 단열 포일이 반쯤 벗겨진 면에 한글도 영문도 아닌 글자가 스텐실로 찍혀 있다. 창 앞을 가까이 지나 옆으로 빠져나가는 외피 조각.</w:t>
       </w:r>
     </w:p>
     <w:p>
@@ -1421,12 +1421,12 @@
     </w:p>
     <w:p>
       <w:r>
-        <w:t>정비 암으로 필터 교체구 뚜껑을 열고 회색 먼지가 낀 필터를 당겨 빼는 1호. 필터가 빠진 자리. 단열재에서 초록 떡잎 두 장이 나와 있다. 손톱만 하다.</w:t>
-      </w:r>
-    </w:p>
-    <w:p>
-      <w:r>
-        <w:t>정비 카메라를 레일 위에서 멈추는 1호. 잠시 뒤 슬그머니 뒤로. 붉은 표시등이 1초에 두 번씩 빨라진다.</w:t>
+        <w:t>정비 암으로 필터 교체구 뚜껑을 열고 회색 먼지가 낀 필터를 당겨 빼는 1호. 필터가 빠진 자리. 단열재에서 손톱만 한 초록 떡잎 두 장이 나와 있다.</w:t>
+      </w:r>
+    </w:p>
+    <w:p>
+      <w:r>
+        <w:t>정비 카메라를 레일 위에서 멈추는 1호. 잠시 뒤 카메라를 슬그머니 뒤로. 붉은 표시등이 1초에 두 번씩 빨라진다.</w:t>
       </w:r>
     </w:p>
     <w:p>
@@ -1443,7 +1443,7 @@
     </w:p>
     <w:p>
       <w:r>
-        <w:t>조명 패널 여섯 장을 한꺼번에 켠다. 카메라를 떡잎 코앞까지 들이민다. 초점을 떡잎 뒤 단열재에 맞췄다가 떡잎으로 되돌린다.</w:t>
+        <w:t>1호가 조명 패널 여섯 장을 한꺼번에 켠다. 카메라를 떡잎 코앞까지 들이민다. 초점을 떡잎 뒤 단열재에 맞췄다가 떡잎으로 되돌린다.</w:t>
       </w:r>
     </w:p>
     <w:p>
@@ -1648,7 +1648,7 @@
     </w:p>
     <w:p>
       <w:r>
-        <w:t>서리가 녹아 물방울이 된다. 맨 위의 본잎 한 장이 천천히 고개를 든다. 이어서 또 한 장.</w:t>
+        <w:t>서리가 녹아 물방울이 된다. 맨 위의 본잎 한 장이 천천히 고개를 든다. 이어서 본잎 한 장이 더.</w:t>
       </w:r>
     </w:p>
     <w:p>
@@ -1678,7 +1678,7 @@
     </w:p>
     <w:p>
       <w:r>
-        <w:t>1호가 송풍기를 거꾸로 돌린다. 끝까지 올라가는 회전수 표시. 필터가 빠진 환기구에서 바람이 쏟아져 나온다. 새싹이 바닥까지 납작 눕는다. 줄기 가운데가 뚝. 벽에 벨크로로 붙여 둔 필터. 거기 쌓였던 묵은 먼지가 한꺼번에 날려 렌즈를 덮는다. 온통 회색이 되는 화면. 정비 암의 천으로 렌즈를 좌우로 두 번 닦는 1호. 새싹은 줄기가 꺾인 채로 단열재에 붙어 버티고 있다. 잎은 아직 초록빛을 잃지 않았다.</w:t>
+        <w:t>1호가 송풍기를 거꾸로 돌린다. 끝까지 올라가는 회전수 표시. 필터가 빠진 환기구에서 바람이 쏟아져 나온다. 새싹이 바닥까지 납작 눕는다. 줄기 가운데가 뚝. 벽에 벨크로로 붙여 둔 필터. 필터에 쌓였던 묵은 먼지가 한꺼번에 날려 렌즈를 덮는다. 온통 회색이 되는 화면. 정비 암의 천으로 렌즈를 좌우로 두 번 닦는 1호. 새싹은 줄기가 꺾인 채로 단열재에 붙어 버티고 있다. 잎은 아직 초록빛을 잃지 않았다.</w:t>
       </w:r>
     </w:p>
     <w:p>
@@ -1713,7 +1713,7 @@
     </w:p>
     <w:p>
       <w:r>
-        <w:t>기계 구획. 창으로 들어온 햇빛이 렌즈를 지나 왼쪽 벽에 콩알만 한 흰 점으로 모인다. 1호가 모서리 스러스터를 짧게 뿜을 때마다 흰 점이 벽을 타고 새싹 쪽으로 조금씩 옮겨 간다. 새싹 바로 앞에서 멈추는 점. 스러스터를 한 번 더 뿜는다. 점이 새싹을 지나쳐 반대쪽 단열재에 선다. 단열재에서 연기가 오른다.</w:t>
+        <w:t>기계 구획. 창으로 들어온 햇빛이 렌즈를 지나 왼쪽 벽에 콩알만 한 흰 점으로 모인다. 1호가 모서리 스러스터를 짧게 뿜을 때마다 흰 점이 벽을 타고 새싹 쪽으로 조금씩 옮겨 간다. 새싹 바로 앞에서 멈추는 흰 점. 1호가 스러스터를 한 번 더 뿜는다. 흰 점이 새싹을 지나쳐 반대쪽 단열재에 선다. 단열재에서 연기가 오른다.</w:t>
       </w:r>
     </w:p>
     <w:p>
@@ -1775,7 +1775,7 @@
     </w:p>
     <w:p>
       <w:r>
-        <w:t>외부. 찌그러진 접시 안테나 조각 하나가 옆을 지나간다. 흔들리던 왼쪽 날개 끝이 그 조각을 친다. 조각은 튕겨 나가고 동체가 통째로 빙글빙글 돌기 시작한다. 점점 빨라진다.</w:t>
+        <w:t>외부. 찌그러진 접시 안테나 조각 하나가 옆을 지나간다. 흔들리던 1호의 왼쪽 날개 끝이 안테나 조각을 친다. 안테나 조각은 튕겨 나가고 1호의 동체가 통째로 빙글빙글 돌기 시작한다. 점점 빨라진다.</w:t>
       </w:r>
     </w:p>
     <w:p>
@@ -1797,7 +1797,7 @@
     </w:p>
     <w:p>
       <w:r>
-        <w:t>스러스터를 뿜는 1호. 도는 속도가 차츰 느려진다. 멈춘다.</w:t>
+        <w:t>스러스터를 뿜는 1호. 동체가 도는 속도가 차츰 느려진다. 멈춘다.</w:t>
       </w:r>
     </w:p>
     <w:p>
@@ -1931,7 +1931,7 @@
     </w:p>
     <w:p>
       <w:r>
-        <w:t>작은 창이 정비 카메라의 기록 영상으로 바뀐다. 구석에 Day 30. 태블릿을 보며 씨를 뱉는 남자. 영상이 멈추고 왼쪽 가장자리가 당겨진다. 거친 화소 속에서 씨가 필터 교체구 뚜껑 틈으로 들어간다.</w:t>
+        <w:t>작은 창이 정비 카메라의 기록 영상으로 바뀐다. 구석에 Day 30. 태블릿을 보며 씨를 뱉는 남자. 영상이 멈추고 화면 왼쪽 가장자리가 당겨진다. 거친 화소 속에서 씨가 필터 교체구 뚜껑 틈으로 들어간다.</w:t>
       </w:r>
     </w:p>
     <w:p>
@@ -2129,7 +2129,7 @@
     </w:p>
     <w:p>
       <w:r>
-        <w:t>외부. 1호가 모서리 스러스터를 짧게 두 번 뿜는다. 살짝 기우는 동체. 날개 두 장은 축에서 돌아 해를 정면으로 받는 자세를 그대로 지킨다.</w:t>
+        <w:t>외부. 1호가 모서리 스러스터를 짧게 두 번 뿜는다. 살짝 기우는 동체. 1호는 날개 두 장을 축에서 돌려 해를 정면으로 받는 자세를 그대로 지킨다.</w:t>
       </w:r>
     </w:p>
     <w:p>
@@ -2298,7 +2298,7 @@
     </w:p>
     <w:p>
       <w:r>
-        <w:t>흰 뿌리 세 가닥이 단열재 틈으로 나와 벽을 타고 내려왔다. 서버 랙 2번의 다리에 닿아 있고 한 가닥은 다리를 한 바퀴 감았다. 정비 카메라를 바짝 가져가 들여다보는 1호.</w:t>
+        <w:t>흰 뿌리 세 가닥이 단열재 틈으로 나와 벽을 타고 내려왔다. 서버 랙 2번의 다리에 닿아 있고 뿌리 한 가닥은 다리를 한 바퀴 감았다. 정비 카메라를 바짝 가져가 들여다보는 1호.</w:t>
       </w:r>
     </w:p>
     <w:p>
@@ -2462,7 +2462,7 @@
     </w:p>
     <w:p>
       <w:r>
-        <w:t>1호가 정비 암을 레일 끝까지 보내 해치 너머로 한껏 뻗는다. 집게 끝이 벨크로 띠의 칫솔에 닿을 듯 말 듯 모자란다. 외부에서 스러스터를 한 번 뿜는다. 동체가 움찔하고 칫솔이 벨크로에서 빠져 떠오른다. 손잡이를 집게로 잡는 1호.</w:t>
+        <w:t>1호가 정비 암을 레일 끝까지 보내 해치 너머로 한껏 뻗는다. 집게 끝이 벨크로 띠의 칫솔에 닿을 듯 말 듯 모자란다. 외부에서 스러스터를 한 번 뿜는다. 동체가 움찔하고 칫솔이 벨크로에서 빠져 떠오른다. 칫솔 손잡이를 집게로 잡는 1호.</w:t>
       </w:r>
     </w:p>
     <w:p>
@@ -2593,7 +2593,7 @@
     </w:p>
     <w:p>
       <w:r>
-        <w:t>스러스터를 뿜어 동체를 돌린다. 앞쪽 도킹 포트가 지구를 향한다. 포트 둘레의 흰 유도등 네 개가 켜졌다 꺼진다. 세 번.</w:t>
+        <w:t>1호가 스러스터를 뿜어 동체를 돌린다. 앞쪽 도킹 포트가 지구를 향한다. 포트 둘레의 흰 유도등 네 개가 켜졌다 꺼진다. 세 번.</w:t>
       </w:r>
     </w:p>
     <w:p>
@@ -2632,7 +2632,7 @@
     </w:p>
     <w:p>
       <w:r>
-        <w:t>기계 구획. 손바닥만 한 금빛이 창으로 들어와 벽을 지나 꽃 위에 떨어진다. 금빛으로 빛나는 연분홍 꽃잎 다섯 장.</w:t>
+        <w:t>기계 구획. 손바닥만 한 날개 반사광이 창으로 들어와 벽을 지나 꽃 위에 떨어진다. 금빛으로 빛나는 연분홍 꽃잎 다섯 장.</w:t>
       </w:r>
     </w:p>
     <w:p>
@@ -2654,7 +2654,7 @@
     </w:p>
     <w:p>
       <w:r>
-        <w:t>기계 구획. 꽃에서 벗어나 벽으로 옮겨 가는 금빛. 1호가 날개를 다시 살짝 기울인다. 금빛이 꽃 위로 돌아온다.</w:t>
+        <w:t>기계 구획. 꽃에서 벗어나 벽으로 옮겨 가는 반사광. 1호가 왼쪽 날개를 다시 살짝 기울인다. 반사광이 꽃 위로 돌아온다.</w:t>
       </w:r>
     </w:p>
     <w:p>
@@ -2722,7 +2722,7 @@
     </w:p>
     <w:p>
       <w:r>
-        <w:t>오른쪽 날개를 한 번 기울였다가 되돌린다.</w:t>
+        <w:t>1호가 오른쪽 날개를 한 번 기울였다가 되돌린다.</w:t>
       </w:r>
     </w:p>
     <w:p>
@@ -2739,7 +2739,7 @@
     </w:p>
     <w:p>
       <w:r>
-        <w:t>두 날개를 차례로 기울이는 1호. 왼쪽, 왼쪽, 왼쪽에 바로 이어 오른쪽, 다시 왼쪽으로. 「딴. 딴. 딴딴. 딴.」 날개가 움직일 때마다 동체가 조금씩 흔들리고 창 안에서 꽃이 달린 가지가 따라 흔들린다. 날개가 기울 때마다 창을 지나 나무를 한 번씩 스치고 가는 금빛.</w:t>
+        <w:t>두 날개를 차례로 기울이는 1호. 왼쪽 날개 세 번, 바로 이어 오른쪽 날개 한 번, 다시 왼쪽 날개. 「딴. 딴. 딴딴. 딴.」 날개가 움직일 때마다 동체가 조금씩 흔들리고 창 안에서 꽃이 달린 가지가 따라 흔들린다. 날개가 기울 때마다 창을 지나 나무를 한 번씩 스치고 가는 반사광.</w:t>
       </w:r>
     </w:p>
     <w:p>
@@ -2809,7 +2809,7 @@
     </w:p>
     <w:p>
       <w:r>
-        <w:t>모서리 스러스터를 짧게 뿜는 1호. 도는 동체. 반대쪽 스러스터는 한 박자 늦게 뿜는다. 동체가 돌아야 할 자리를 지나쳐서 멈춘다. 「딴. 딴. 딴딴. 딴.」</w:t>
+        <w:t>모서리 스러스터를 짧게 뿜는 1호. 도는 동체. 반대쪽 스러스터는 1호가 한 박자 늦게 뿜는다. 동체가 돌아야 할 자리를 지나쳐서 멈춘다. 「딴. 딴. 딴딴. 딴.」</w:t>
       </w:r>
     </w:p>
     <w:p>
@@ -2826,7 +2826,7 @@
     </w:p>
     <w:p>
       <w:r>
-        <w:t>기계 구획. 꽃받침에서 떨어져 떠오르는 첫째 꽃의 꽃잎 한 장. 환기 바람을 타고 천천히 환기구로 끌려가 안쪽 나무 밑동의 단열재에 붙는다.</w:t>
+        <w:t>기계 구획. 꽃받침에서 떨어져 떠오르는 첫째 꽃의 꽃잎 한 장. 꽃잎이 환기 바람을 타고 천천히 환기구로 끌려가 안쪽 나무 밑동의 단열재에 붙는다.</w:t>
       </w:r>
     </w:p>
     <w:p>
@@ -2927,7 +2927,7 @@
     </w:p>
     <w:p>
       <w:r>
-        <w:t>남쪽 하늘이 보인다. 별 사이에서 밝아졌다 어두워지는 별 하나. 「딴. 딴. 딴딴. 딴.」 잠시 쉬고 다시 「딴. 딴. 딴딴. 딴.」</w:t>
+        <w:t>남쪽 하늘이 보인다. 별 사이에서 밝아졌다 어두워지는 별 하나. 「딴. 딴. 딴딴. 딴.」 별이 잠시 쉬고 다시 「딴. 딴. 딴딴. 딴.」</w:t>
       </w:r>
     </w:p>
     <w:p>
@@ -3229,12 +3229,12 @@
     </w:p>
     <w:p>
       <w:r>
-        <w:t>무덤궤도. 1호에서 한참 떨어진 자리에서 낡은 대형 통신위성 하나가 느리게 돌고 있다. 날개가 한쪽뿐이다. 동체에는 한글도 영문도 아닌 글자. 연료 탱크 이음매에서 가늘게 새어 나오는 흰 가스. 새는 가스가 햇빛을 받아 위성 둘레에 뿌옇게 번진다.</w:t>
-      </w:r>
-    </w:p>
-    <w:p>
-      <w:r>
-        <w:t>탱크가 터진다. 소리 없는 섬광에 화면이 하얘졌다가 돌아온다. 큰 덩어리 셋으로 갈라지는 위성의 동체. 덩어리 사이에서 사방으로 튀는 조각 수백 개. 남아 있던 날개가 뿌리째 떨어져 나가 느리게 돌며 멀어지고 찢긴 단열 포일이 너덜거리며 햇빛에 번쩍인다. 조각마다 햇빛을 받아 반짝이면서 점점 넓게 퍼진다. 아무 소리도 나지 않는다.</w:t>
+        <w:t>무덤궤도. 1호에서 한참 떨어진 자리에서 낡은 대형 통신위성 하나가 느리게 돌고 있다. 위성의 날개가 한쪽뿐이다. 동체에는 한글도 영문도 아닌 글자. 연료 탱크 이음매에서 가늘게 새어 나오는 흰 가스. 새는 가스가 햇빛을 받아 위성 둘레에 뿌옇게 번진다.</w:t>
+      </w:r>
+    </w:p>
+    <w:p>
+      <w:r>
+        <w:t>탱크가 터진다. 소리 없는 섬광에 화면이 하얘졌다가 돌아온다. 큰 덩어리 셋으로 갈라지는 위성의 동체. 덩어리 사이에서 사방으로 튀는 조각 수백 개. 위성에 남아 있던 날개가 뿌리째 떨어져 나가 느리게 돌며 멀어지고 찢긴 단열 포일이 너덜거리며 햇빛에 번쩍인다. 조각마다 햇빛을 받아 반짝이면서 점점 넓게 퍼진다. 아무 소리도 나지 않는다.</w:t>
       </w:r>
     </w:p>
     <w:p>
@@ -3261,12 +3261,12 @@
     </w:p>
     <w:p>
       <w:r>
-        <w:t>조각이 온다. 햇빛에 반짝이는 점 수백 개가 창을 가로질러 지나간다. 볼트, 전선 다발, 금박 조각이 섞여 있다.</w:t>
-      </w:r>
-    </w:p>
-    <w:p>
-      <w:r>
-        <w:t>기계 구획. 외피에서 탁, 탁, 타닥 소리가 난다. 소리가 날 때마다 가지가 떨리고 꽃잎이 두세 장씩 떨어져 떠오른다. 쿵, 동체 옆구리에 큰 것이 부딪힌다. 땅, 서버 랙 2번의 고정 볼트 하나가 머리째 부러져 날아간다. 레일 위에서 들썩였다가 내려앉는 랙. 다리에는 뿌리 세 가닥이 여러 바퀴 감겨 있다.</w:t>
+        <w:t>위성 조각이 온다. 햇빛에 반짝이는 점 수백 개가 창을 가로질러 지나간다. 볼트, 전선 다발, 금박 조각이 섞여 있다.</w:t>
+      </w:r>
+    </w:p>
+    <w:p>
+      <w:r>
+        <w:t>기계 구획. 외피에서 탁, 탁, 타닥 소리가 난다. 소리가 날 때마다 가지가 떨리고 꽃잎이 두세 장씩 떨어져 떠오른다. 쿵, 1호의 동체 옆구리에 큰 조각 하나가 부딪힌다. 땅, 서버 랙 2번의 고정 볼트 하나가 머리째 부러져 날아간다. 레일 위에서 들썩였다가 내려앉는 랙. 랙 다리에는 뿌리 세 가닥이 여러 바퀴 감겨 있다.</w:t>
       </w:r>
     </w:p>
     <w:p>
@@ -3326,7 +3326,7 @@
     </w:p>
     <w:p>
       <w:r>
-        <w:t>외부. 날개 두 장을 접은 채 떠 있는 1호. 조각이 지나간다. 듬성듬성하지만 끝이 보이지 않는다.</w:t>
+        <w:t>외부. 날개 두 장을 접은 채 떠 있는 1호. 위성 조각이 지나간다. 듬성듬성하지만 끝이 보이지 않는다.</w:t>
       </w:r>
     </w:p>
     <w:p>
@@ -3348,7 +3348,7 @@
     </w:p>
     <w:p>
       <w:r>
-        <w:t>정비 카메라를 나무 쪽으로 돌리는 1호. 햇빛 아래 남은 꽃 세 송이. 밑동에는 떨어진 꽃잎 스무 장이 겹쳐 붙어 있다. 서버 랙 2번의 다리를 감은 뿌리 세 가닥.</w:t>
+        <w:t>정비 카메라를 나무 쪽으로 돌리는 1호. 햇빛 아래 남은 꽃 세 송이. 나무 밑동에는 떨어진 꽃잎 스무 장이 겹쳐 붙어 있다. 서버 랙 2번의 다리를 감은 뿌리 세 가닥.</w:t>
       </w:r>
     </w:p>
     <w:p>
@@ -3416,7 +3416,7 @@
     </w:p>
     <w:p>
       <w:r>
-        <w:t>외부. 날개 두 장을 펴는 1호. 햇빛을 받는 금박 면. 스러스터를 짧게 짧게 세 번 뿜는다.</w:t>
+        <w:t>외부. 날개 두 장을 펴는 1호. 햇빛을 받는 날개의 금박 면. 1호가 스러스터를 짧게 짧게 세 번 뿜는다.</w:t>
       </w:r>
     </w:p>
     <w:p>
@@ -3441,12 +3441,12 @@
     </w:p>
     <w:p>
       <w:r>
-        <w:t>외부. 둘째 마디로 들어간다. 「딴. 딴. 딴—」 손바닥만 한 금속판이 빙글빙글 돌며 날아와 오른쪽 날개의 가운데 패널을 뚫고 지나간다. 흩어지는 금박 조각. 구동축이 휘고 오른쪽 날개가 비스듬히 꺾인 채 멈춘다. 넷째 음에서 날개가 기울지 않는다. 동체가 오른쪽으로 돌기 시작한다.</w:t>
-      </w:r>
-    </w:p>
-    <w:p>
-      <w:r>
-        <w:t>제주. 점이 세 번 깜빡이고 넷째 음에서는 깜빡이지 않는다. 그 뒤로도 더는 깜빡이지 않는다. 그 자리의 하늘이 캄캄하다. 넷째 음을 혼자 두드리는 남자. 톡. 다섯째 음을 두드리려던 검지를 널 위에서 멈춘다. 평상에서 일어선다.</w:t>
+        <w:t>외부. 둘째 마디로 들어간다. 「딴. 딴. 딴—」 손바닥만 한 금속판이 빙글빙글 돌며 날아와 오른쪽 날개의 가운데 패널을 뚫고 지나간다. 흩어지는 금박 조각. 구동축이 휘고 오른쪽 날개가 비스듬히 꺾인 채 멈춘다. 넷째 음에서 오른쪽 날개가 기울지 않는다. 동체가 오른쪽으로 돌기 시작한다.</w:t>
+      </w:r>
+    </w:p>
+    <w:p>
+      <w:r>
+        <w:t>제주. 점이 세 번 깜빡이고 넷째 음에서는 깜빡이지 않는다. 점은 그 뒤로도 더는 깜빡이지 않는다. 점이 있던 하늘 자리가 캄캄하다. 넷째 음을 혼자 두드리는 남자. 톡. 다섯째 음을 두드리려던 검지를 널 위에서 멈춘다. 평상에서 일어선다.</w:t>
       </w:r>
     </w:p>
     <w:p>
@@ -3468,7 +3468,7 @@
     </w:p>
     <w:p>
       <w:r>
-        <w:t>스피커에서 잠시 아무 소리도 나지 않는다. 전원이 끊긴 정비 암의 집게가 풀린다. 랙에서 떨어져 관절이 꺾인 채 떠가는 암. 랙이 다시 들린다. 조금. 조금 더. 표시등이 켜진다. 꺼진다.</w:t>
+        <w:t>스피커에서 잠시 아무 소리도 나지 않는다. 전원이 끊긴 정비 암의 집게가 풀린다. 랙에서 떨어져 관절이 꺾인 채 떠가는 정비 암. 랙이 다시 들린다. 조금. 조금 더. 붉은 표시등이 켜진다. 꺼진다.</w:t>
       </w:r>
     </w:p>
     <w:p>
@@ -3485,12 +3485,12 @@
     </w:p>
     <w:p>
       <w:r>
-        <w:t>랙이 레일에서 12센티미터 들린 자리에서 멈춘다. 다리에 감긴 뿌리 세 가닥이 단열재 속에서부터 팽팽하게 당겨진다. 껍질이 터져 흰 속이 드러나는 한 가닥. 끊어지지는 않는다. 접속구는 반쯤 빠진 채 더 빠지지는 않는다.</w:t>
-      </w:r>
-    </w:p>
-    <w:p>
-      <w:r>
-        <w:t>표시등이 켜진다. 1초에 한 번 깜빡인다.</w:t>
+        <w:t>랙이 레일에서 12센티미터 들린 자리에서 멈춘다. 랙 다리에 감긴 뿌리 세 가닥이 단열재 속에서부터 팽팽하게 당겨진다. 껍질이 터져 흰 속이 드러나는 뿌리 한 가닥. 끊어지지는 않는다. 접속구는 반쯤 빠진 채 더 빠지지는 않는다.</w:t>
+      </w:r>
+    </w:p>
+    <w:p>
+      <w:r>
+        <w:t>붉은 표시등이 켜진다. 1초에 한 번 깜빡인다.</w:t>
       </w:r>
     </w:p>
     <w:p>
@@ -3551,7 +3551,7 @@
     </w:p>
     <w:p>
       <w:r>
-        <w:t>외부. 조각이 여전히 지나간다. 왼쪽 날개를 기울이는 1호. 「딴. 딴. 딴.」 넷째 음. 꺾인 오른쪽 날개는 움직이지 않는다. 구동기 소리도 나지 않는다. 다섯째 음에 왼쪽 날개를 기울인다. 「딴.」</w:t>
+        <w:t>외부. 위성 조각이 여전히 지나간다. 왼쪽 날개를 기울이는 1호. 「딴. 딴. 딴.」 넷째 음. 꺾인 오른쪽 날개는 움직이지 않는다. 구동기 소리도 나지 않는다. 다섯째 음에 왼쪽 날개를 기울인다. 「딴.」</w:t>
       </w:r>
     </w:p>
     <w:p>
@@ -3573,7 +3573,7 @@
     </w:p>
     <w:p>
       <w:r>
-        <w:t>제주. 캄캄했던 자리에 점이 다시 켜진다. 「딴. 딴. 딴. …딴.」 넷째 음 자리는 깜빡이지 않는다. 긴 숨을 내쉬는 남자. 점이 한 번 더 깜빡인다. 「딴. 딴. 딴.」 넷째 음 차례에 남자가 허벅지 옆에 늘어뜨린 손 검지로 허벅지를 톡, 한 번 두드린다. 「딴.」</w:t>
+        <w:t>제주. 캄캄했던 자리에 점이 다시 켜진다. 「딴. 딴. 딴. …딴.」 점이 넷째 음 자리에서는 깜빡이지 않는다. 긴 숨을 내쉬는 남자. 점이 한 번 더 깜빡인다. 「딴. 딴. 딴.」 넷째 음 차례에 남자가 허벅지 옆에 늘어뜨린 손 검지로 허벅지를 톡, 한 번 두드린다. 「딴.」</w:t>
       </w:r>
     </w:p>
     <w:p>
@@ -3672,7 +3672,7 @@
     </w:p>
     <w:p>
       <w:r>
-        <w:t>가지에 남은 마지막 꽃. 꽃잎 두 장이 붙어 있다. 한 장이 떨어져 떠오르고 남은 한 장도 떨어진다. 나란히 환기구로 끌려가는 두 장. 나무 밑동에 서른 장 넘게 겹쳐 붙은 꽃잎. 그 위에 두 장이 얹힌다. 가지에는 초록 꽃받침 일곱 개만 남았다. 서버 랙 2번은 레일에서 들린 채로 뿌리에 매여 버티고 있다.</w:t>
+        <w:t>가지에 남은 마지막 꽃. 꽃잎 두 장이 붙어 있다. 꽃잎 한 장이 떨어져 떠오르고 남은 한 장도 떨어진다. 나란히 환기구로 끌려가는 꽃잎 두 장. 나무 밑동에 서른 장 넘게 겹쳐 붙은 꽃잎. 그 위에 새 꽃잎 두 장이 얹힌다. 가지에는 초록 꽃받침 일곱 개만 남았다. 서버 랙 2번은 레일에서 들린 채로 뿌리에 매여 버티고 있다.</w:t>
       </w:r>
     </w:p>
     <w:p>
@@ -3721,12 +3721,12 @@
     </w:p>
     <w:p>
       <w:r>
-        <w:t>거주 구획. 해치 프레임을 넘어온 가지가 사진을 지나 오락 패널 앞까지 뻗었다. 가지 끝 잎 세 장이 패널의 스피커 그릴에 닿을락 말락 한다. 음이 날 때마다 그릴이 떨리고 잎 세 장이 한 번씩 떤다. 다섯 번. 셋째와 넷째는 붙어서.</w:t>
-      </w:r>
-    </w:p>
-    <w:p>
-      <w:r>
-        <w:t>정비 카메라를 레일로 끌어 해치 앞까지 보내 그 잎을 보는 1호. 후렴이 한 번 더 돈다. 다섯 번 떠는 잎 세 장.</w:t>
+        <w:t>거주 구획. 해치 프레임을 넘어온 가지가 사진을 지나 오락 패널 앞까지 뻗었다. 가지 끝 잎 세 장이 패널의 스피커 그릴에 닿을락 말락 한다. 음이 날 때마다 그릴이 떨리고 잎 세 장이 한 번씩 떤다. 다섯 번, 셋째와 넷째는 붙어서 떤다.</w:t>
+      </w:r>
+    </w:p>
+    <w:p>
+      <w:r>
+        <w:t>정비 카메라를 레일로 끌어 해치 앞까지 보내 그 잎 세 장을 보는 1호. 후렴이 한 번 더 돈다. 다섯 번 떠는 잎 세 장.</w:t>
       </w:r>
     </w:p>
     <w:p>
@@ -3760,7 +3760,7 @@
     </w:p>
     <w:p>
       <w:r>
-        <w:t>외부. 왼쪽 날개를 기울이는 1호. 「딴. 딴. 딴. …딴.」 날개가 기울 때마다 창을 지나 꽃받침만 남은 가지를 한 번씩 스치고 가는 금빛.</w:t>
+        <w:t>외부. 왼쪽 날개를 기울이는 1호. 「딴. 딴. 딴. …딴.」 날개가 기울 때마다 창을 지나 꽃받침만 남은 가지를 한 번씩 스치고 가는 반사광.</w:t>
       </w:r>
     </w:p>
     <w:p>
@@ -3874,7 +3874,7 @@
     </w:p>
     <w:p>
       <w:r>
-        <w:t>기내 스피커의 노래가 커져 거주 구획의 노래는 들리지 않게 된다. 고음이 깎인 작은 소리. 기계 구획 벽 스피커 옆의 패널이 음마다 떨리고 나무의 잎도 음마다 떤다. 붉은 표시등이 다시 깜빡인다. 1초에 한 번.</w:t>
+        <w:t>기내 스피커의 노래가 커져 거주 구획의 노래는 들리지 않게 된다. 스피커 소리는 고음이 깎여 있고 작다. 기계 구획 벽 스피커 옆의 패널이 음마다 떨리고 나무의 잎도 음마다 떤다. 붉은 표시등이 다시 깜빡인다. 1초에 한 번.</w:t>
       </w:r>
     </w:p>
     <w:p>
@@ -3901,7 +3901,7 @@
     </w:p>
     <w:p>
       <w:r>
-        <w:t>기계 구획. 날개가 기울 때마다 동체가 흔들리고 나무의 가지 전체가 같은 박자로 흔들린다. 한쪽으로 쏠렸다가 돌아오는 잎. 첫째 꽃 자리의 잎 한 장이 젖혀질 때마다 그 뒤로 초록 알맹이 하나가 보였다 가려진다. 콩알만 하다. 꽃받침 가운데에 붙어서.</w:t>
+        <w:t>기계 구획. 날개가 기울 때마다 동체가 흔들리고 나무의 가지 전체가 같은 박자로 흔들린다. 한쪽으로 쏠렸다가 돌아오는 잎. 첫째 꽃 자리의 잎 한 장이 젖혀질 때마다 그 뒤로 초록 알맹이 하나가 보였다 가려진다. 알맹이는 콩알만 하고 꽃받침 가운데에 붙어 있다.</w:t>
       </w:r>
     </w:p>
     <w:p>
@@ -3968,7 +3968,7 @@
     </w:p>
     <w:p>
       <w:r>
-        <w:t>넷째 음. 하늘의 그 자리가 어둡다. 톡, 남자가 검지로 널을 두드린다.</w:t>
+        <w:t>넷째 음. 별이 있던 하늘 자리가 어둡다. 톡, 남자가 검지로 널을 두드린다.</w:t>
       </w:r>
     </w:p>
     <w:p>
@@ -4009,7 +4009,7 @@
     </w:p>
     <w:p>
       <w:r>
-        <w:t>왼쪽 날개를 기울이는 1호. 금박 면에 햇빛이 한 번 번쩍하고 날개를 되돌린다. 「딴. 딴. 딴.」 넷째 음. 날개는 움직이지 않고 음악만 지나간다. 다섯째 음에 날개를 기울이는 1호. 「딴.」 음악의 두 박에 한 번씩.</w:t>
+        <w:t>왼쪽 날개를 기울이는 1호. 금박 면에 햇빛이 한 번 번쩍하고 날개를 되돌린다. 「딴. 딴. 딴.」 넷째 음. 왼쪽 날개는 움직이지 않고 음악만 지나간다. 다섯째 음에 왼쪽 날개를 기울이는 1호. 「딴.」 음악의 두 박에 한 번씩 기우는 왼쪽 날개.</w:t>
       </w:r>
     </w:p>
     <w:p>

--- a/THE_NEW_MISSION_교신_v9.0_지문수정본.docx
+++ b/THE_NEW_MISSION_교신_v9.0_지문수정본.docx
@@ -1775,7 +1775,7 @@
     </w:p>
     <w:p>
       <w:r>
-        <w:t>외부. 찌그러진 접시 안테나 조각 하나가 옆을 지나간다. 흔들리던 1호의 왼쪽 날개 끝이 안테나 조각을 친다. 안테나 조각은 튕겨 나가고 1호의 동체가 통째로 빙글빙글 돌기 시작한다. 점점 빨라진다.</w:t>
+        <w:t>외부. 찌그러진 접시 안테나 조각 하나가 옆을 지나간다. 흔들리던 1호의 왼쪽 날개 끝이 안테나 조각을 친다. 안테나 조각은 튕겨 나가고 1호의 동체가 통째로 빙글빙글 돌기 시작한다. 점점 빨리.</w:t>
       </w:r>
     </w:p>
     <w:p>
@@ -2462,7 +2462,7 @@
     </w:p>
     <w:p>
       <w:r>
-        <w:t>1호가 정비 암을 레일 끝까지 보내 해치 너머로 한껏 뻗는다. 집게 끝이 벨크로 띠의 칫솔에 닿을 듯 말 듯 모자란다. 외부에서 스러스터를 한 번 뿜는다. 동체가 움찔하고 칫솔이 벨크로에서 빠져 떠오른다. 칫솔 손잡이를 집게로 잡는 1호.</w:t>
+        <w:t>1호가 정비 암을 레일 끝까지 보내 해치 너머로 한껏 뻗는다. 집게 끝이 벨크로 띠의 칫솔에 닿을 듯 말 듯 모자란다. 외부에서 스러스터를 한 번 뿜는다. 동체가 움찔. 칫솔이 벨크로에서 빠져 떠오른다. 칫솔 손잡이를 집게로 잡는 1호.</w:t>
       </w:r>
     </w:p>
     <w:p>
@@ -3266,7 +3266,7 @@
     </w:p>
     <w:p>
       <w:r>
-        <w:t>기계 구획. 외피에서 탁, 탁, 타닥 소리가 난다. 소리가 날 때마다 가지가 떨리고 꽃잎이 두세 장씩 떨어져 떠오른다. 쿵, 1호의 동체 옆구리에 큰 조각 하나가 부딪힌다. 땅, 서버 랙 2번의 고정 볼트 하나가 머리째 부러져 날아간다. 레일 위에서 들썩였다가 내려앉는 랙. 랙 다리에는 뿌리 세 가닥이 여러 바퀴 감겨 있다.</w:t>
+        <w:t>기계 구획. 외피에서 탁, 탁, 타닥 소리가 난다. 소리가 날 때마다 가지가 떨리고 꽃잎이 두세 장씩 떨어져 떠오른다. 쿵, 1호의 동체 옆구리에 부딪히는 큰 조각 하나. 땅, 서버 랙 2번의 고정 볼트 하나가 머리째 부러져 날아간다. 레일 위에서 들썩였다가 내려앉는 랙. 랙 다리에는 뿌리 세 가닥이 여러 바퀴 감겨 있다.</w:t>
       </w:r>
     </w:p>
     <w:p>
@@ -3721,7 +3721,7 @@
     </w:p>
     <w:p>
       <w:r>
-        <w:t>거주 구획. 해치 프레임을 넘어온 가지가 사진을 지나 오락 패널 앞까지 뻗었다. 가지 끝 잎 세 장이 패널의 스피커 그릴에 닿을락 말락 한다. 음이 날 때마다 그릴이 떨리고 잎 세 장이 한 번씩 떤다. 다섯 번, 셋째와 넷째는 붙어서 떤다.</w:t>
+        <w:t>거주 구획. 해치 프레임을 넘어온 가지가 사진을 지나 오락 패널 앞까지 뻗었다. 패널의 스피커 그릴에 닿을락 말락 하는 가지 끝 잎 세 장. 음이 날 때마다 그릴이 떨리고 잎 세 장이 한 번씩 떤다. 다섯 번, 셋째와 넷째는 붙어서 떤다.</w:t>
       </w:r>
     </w:p>
     <w:p>
@@ -3874,7 +3874,7 @@
     </w:p>
     <w:p>
       <w:r>
-        <w:t>기내 스피커의 노래가 커져 거주 구획의 노래는 들리지 않게 된다. 스피커 소리는 고음이 깎여 있고 작다. 기계 구획 벽 스피커 옆의 패널이 음마다 떨리고 나무의 잎도 음마다 떤다. 붉은 표시등이 다시 깜빡인다. 1초에 한 번.</w:t>
+        <w:t>기내 스피커의 노래가 커져 거주 구획의 노래는 들리지 않게 된다. 고음이 깎인 작은 스피커 소리. 기계 구획 벽 스피커 옆의 패널이 음마다 떨리고 나무의 잎도 음마다 떤다. 붉은 표시등이 다시 깜빡인다. 1초에 한 번.</w:t>
       </w:r>
     </w:p>
     <w:p>

--- a/THE_NEW_MISSION_교신_v9.0_지문수정본.docx
+++ b/THE_NEW_MISSION_교신_v9.0_지문수정본.docx
@@ -172,7 +172,7 @@
     </w:p>
     <w:p>
       <w:r>
-        <w:t>어른 둘이 어깨를 맞대면 꽉 차는 기계 구획이다. 왼쪽 벽에는 서버 랙 두 대가 바닥 레일에 볼트 네 개씩으로 박혀 있다. 랙 위쪽 벽에 손바닥 두 개 너비의 환기 그릴. 그 아래 손바닥만 한 필터 교체구 뚜껑이 한쪽 모서리가 들뜬 채 붙어 있다. 그릴 살에 리본 조각 하나가 묶여 바람에 빨려 그릴 쪽으로 쏠린다. 오른쪽 벽은 주 제어 패널. 한가운데에 손바닥만 한 붉은 덮개가 있고 그 위에서 붉은 표시등이 1초에 한 번 깜빡인다. 패널 옆으로 얼굴 하나 들어갈 만한 원형 창이 나 있고 창밖으로 금박 날개 끝이 보인다.</w:t>
+        <w:t>어른 둘이 어깨를 맞대면 꽉 차는 크기의 기계 구획이다. 왼쪽 벽에는 서버 랙 두 대가 바닥 레일에 볼트 네 개씩으로 박혀 있다. 랙 위쪽 벽에 손바닥 두 개 너비의 환기 그릴. 그 아래 손바닥만 한 필터 교체구 뚜껑이 한쪽 모서리가 들뜬 채 붙어 있다. 그릴 살에 리본 조각 하나가 묶여 바람에 빨려 그릴 쪽으로 쏠린다. 오른쪽 벽은 주 제어 패널. 한가운데에 손바닥만 한 붉은 덮개가 있고 그 위에서 붉은 표시등이 1초에 한 번 깜빡인다. 패널 옆으로 얼굴 하나 들어갈 만한 크기의 원형 창이 나 있고 창밖으로 금박 날개 끝이 보인다.</w:t>
       </w:r>
     </w:p>
     <w:p>
@@ -1341,7 +1341,7 @@
     </w:p>
     <w:p>
       <w:r>
-        <w:t>다시 1초에 한 번으로 돌아오는 붉은 표시등.</w:t>
+        <w:t>다시 1초에 한 번씩 깜빡이는 붉은 표시등.</w:t>
       </w:r>
     </w:p>
     <w:p>
@@ -1426,7 +1426,7 @@
     </w:p>
     <w:p>
       <w:r>
-        <w:t>정비 카메라를 레일 위에서 멈추는 1호. 잠시 뒤 카메라를 슬그머니 뒤로. 붉은 표시등이 1초에 두 번씩 빨라진다.</w:t>
+        <w:t>정비 카메라를 레일 위에서 멈추는 1호. 잠시 뒤 카메라를 슬그머니 뒤로. 붉은 표시등이 1초에 두 번씩 빠르게 깜빡인다.</w:t>
       </w:r>
     </w:p>
     <w:p>
@@ -2880,7 +2880,7 @@
     </w:p>
     <w:p>
       <w:r>
-        <w:t>1초에 두 번씩 빨라지는 붉은 표시등.</w:t>
+        <w:t>1초에 두 번씩 빠르게 깜빡이는 붉은 표시등.</w:t>
       </w:r>
     </w:p>
     <w:p>
@@ -3451,7 +3451,7 @@
     </w:p>
     <w:p>
       <w:r>
-        <w:t>기계 구획. 땅, 땅, 서버 랙 2번의 남은 볼트 두 개가 연달아 부러진다. 랙이 마지막 볼트 하나를 축으로 레일에서 들썩 일어난다. 랙을 문 정비 암을 1호가 버틴다. 손가락 하나 들린 자리에서 멈추는 랙. 그 틈에 랙 뒤의 전원 케이블이 팽팽해지고 접속구가 반쯤 빠진다. 꺼지는 붉은 표시등.</w:t>
+        <w:t>기계 구획. 땅, 땅, 서버 랙 2번의 남은 볼트 두 개가 연달아 부러진다. 랙이 마지막 볼트 하나를 축으로 레일에서 들썩 일어난다. 랙을 문 정비 암을 1호가 버틴다. 손가락 하나 두께만큼 들린 자리에서 멈추는 랙. 그 틈에 랙 뒤의 전원 케이블이 팽팽해지고 접속구가 반쯤 빠진다. 꺼지는 붉은 표시등.</w:t>
       </w:r>
     </w:p>
     <w:p>
@@ -3651,7 +3651,7 @@
     </w:p>
     <w:p>
       <w:r>
-        <w:t>제주. 평상에 도로 앉아 휴대전화를 꺼내는 남자. 화면에 그 라디오 프로그램의 사연 게시판을 띄운다. 사연을 쓴다. 글은 어깨에 가려 보이지 않는다. 다 쓰고 화면 아래의 "올리기"를 꾹. 평상 위에서 계속 나오는 라디오.</w:t>
+        <w:t>제주. 평상에 도로 앉아 휴대전화를 꺼내는 남자. 화면에 그 라디오 프로그램의 사연 게시판을 띄운다. 사연을 쓴다. 글은 어깨에 가려 보이지 않는다. 다 쓰고 화면 아래의 "올리기"를 꾹. 평상 위에서 계속 흘러나오는 라디오 소리.</w:t>
       </w:r>
     </w:p>
     <w:p>
@@ -3823,7 +3823,7 @@
     </w:p>
     <w:p>
       <w:r>
-        <w:t>1초에 두 번씩 빨라지는 붉은 표시등.</w:t>
+        <w:t>1초에 두 번씩 빠르게 깜빡이는 붉은 표시등.</w:t>
       </w:r>
     </w:p>
     <w:p>

--- a/THE_NEW_MISSION_교신_v9.0_지문수정본.docx
+++ b/THE_NEW_MISSION_교신_v9.0_지문수정본.docx
@@ -109,7 +109,7 @@
         <w:pStyle w:val="Heading2"/>
       </w:pPr>
       <w:r>
-        <w:t>S#1. 꿀벌1호 외부 / DAY 30</w:t>
+        <w:t>S#1. 꿀벌1호 외부 / DAY 0</w:t>
       </w:r>
     </w:p>
     <w:p>
@@ -127,7 +127,7 @@
         <w:rPr>
           <w:i/>
         </w:rPr>
-        <w:t>자막: DAY 30 · 고도 36,000km · 시험 거주 모듈 꿀벌1호</w:t>
+        <w:t>자막: DAY 0 · 고도 36,000km · 시험 거주 모듈 꿀벌1호</w:t>
       </w:r>
     </w:p>
     <w:p>
@@ -162,7 +162,7 @@
         <w:pStyle w:val="Heading2"/>
       </w:pPr>
       <w:r>
-        <w:t>S#2. 기계 구획 · 거주 구획 (꿀벌1호 내부) / DAY 30</w:t>
+        <w:t>S#2. 기계 구획 · 거주 구획 (꿀벌1호 내부) / DAY 0</w:t>
       </w:r>
     </w:p>
     <w:p>
@@ -353,7 +353,7 @@
       </w:r>
       <w:r>
         <w:tab/>
-        <w:t>Day 1에 전부 적으라고 하셨습니다.</w:t>
+        <w:t>첫날에 전부 적으라고 하셨습니다.</w:t>
       </w:r>
     </w:p>
     <w:p>
@@ -976,7 +976,7 @@
         <w:pStyle w:val="Heading2"/>
       </w:pPr>
       <w:r>
-        <w:t>S#3. 꿀벌1호 외부 / DAY 30</w:t>
+        <w:t>S#3. 꿀벌1호 외부 / DAY 0</w:t>
       </w:r>
     </w:p>
     <w:p>
@@ -998,7 +998,7 @@
       </w:r>
       <w:r>
         <w:tab/>
-        <w:t>꿀벌1호 일일보고. Day 30. 전력, 이상 없음. 자세제어, 이상 없음. 메모리, 이상 없음. 승무원, 0명. 수신자, 승무원 1명. 수신 확인…</w:t>
+        <w:t>꿀벌1호 일일보고. Day 0. 전력, 이상 없음. 자세제어, 이상 없음. 메모리, 이상 없음. 승무원, 0명. 수신자, 승무원 1명. 수신 확인…</w:t>
       </w:r>
     </w:p>
     <w:p>
@@ -1028,7 +1028,7 @@
         <w:pStyle w:val="Heading2"/>
       </w:pPr>
       <w:r>
-        <w:t>S#4. 기계 구획 (꿀벌1호 내부) / DAY 31</w:t>
+        <w:t>S#4. 기계 구획 (꿀벌1호 내부) / DAY 1</w:t>
       </w:r>
     </w:p>
     <w:p>
@@ -1058,7 +1058,7 @@
         <w:pStyle w:val="Heading2"/>
       </w:pPr>
       <w:r>
-        <w:t>S#5. 꿀벌1호 외부 / DAY 400</w:t>
+        <w:t>S#5. 꿀벌1호 외부 / DAY 370</w:t>
       </w:r>
     </w:p>
     <w:p>
@@ -1066,7 +1066,7 @@
         <w:rPr>
           <w:i/>
         </w:rPr>
-        <w:t>자막: DAY 400</w:t>
+        <w:t>자막: DAY 370</w:t>
       </w:r>
     </w:p>
     <w:p>
@@ -1134,7 +1134,7 @@
       </w:r>
       <w:r>
         <w:tab/>
-        <w:t>대기 지속. 일일보고. Day 400. 전력, 이상 없음. 자세제어, 이상 없음. 메모리, 이상 없음. 수신자, 승무원 1명. 수신 확인, 없음. 보고 끝.</w:t>
+        <w:t>대기 지속. 일일보고. Day 370. 전력, 이상 없음. 자세제어, 이상 없음. 메모리, 이상 없음. 수신자, 승무원 1명. 수신 확인, 없음. 보고 끝.</w:t>
       </w:r>
     </w:p>
     <w:p>
@@ -1142,7 +1142,7 @@
         <w:pStyle w:val="Heading2"/>
       </w:pPr>
       <w:r>
-        <w:t>S#6. 기계 구획 (꿀벌1호 내부) · 관측 렌즈 화면 · 제주, 지상국 부지 / DAY 1100</w:t>
+        <w:t>S#6. 기계 구획 (꿀벌1호 내부) · 관측 렌즈 화면 · 제주, 지상국 부지 / DAY 1070</w:t>
       </w:r>
     </w:p>
     <w:p>
@@ -1150,7 +1150,7 @@
         <w:rPr>
           <w:i/>
         </w:rPr>
-        <w:t>자막: DAY 1100</w:t>
+        <w:t>자막: DAY 1070</w:t>
       </w:r>
     </w:p>
     <w:p>
@@ -1218,7 +1218,7 @@
       </w:r>
       <w:r>
         <w:tab/>
-        <w:t>일일보고. Day 1100. 전력, 이상 없음. 자세제어, 이상 없음. 메모리, 이상 없음. 수신자, 승무원 1명. 수신 확인, 없음. 보고 끝.</w:t>
+        <w:t>일일보고. Day 1070. 전력, 이상 없음. 자세제어, 이상 없음. 메모리, 이상 없음. 수신자, 승무원 1명. 수신 확인, 없음. 보고 끝.</w:t>
       </w:r>
     </w:p>
     <w:p>
@@ -1231,7 +1231,7 @@
         <w:pStyle w:val="Heading2"/>
       </w:pPr>
       <w:r>
-        <w:t>S#7. 기계 구획 · 거주 구획 (꿀벌1호 내부) / DAY 2190</w:t>
+        <w:t>S#7. 기계 구획 · 거주 구획 (꿀벌1호 내부) / DAY 2160</w:t>
       </w:r>
     </w:p>
     <w:p>
@@ -1239,7 +1239,7 @@
         <w:rPr>
           <w:i/>
         </w:rPr>
-        <w:t>자막: DAY 2190</w:t>
+        <w:t>자막: DAY 2160</w:t>
       </w:r>
     </w:p>
     <w:p>
@@ -1251,7 +1251,7 @@
       </w:r>
       <w:r>
         <w:tab/>
-        <w:t>일일보고. Day 2190. 전력, 이상 없음. 자세제어, 이상 없음. 메모리, 이상 없음. 수신자, 승무원 1명. 수신 확인, 없—</w:t>
+        <w:t>일일보고. Day 2160. 전력, 이상 없음. 자세제어, 이상 없음. 메모리, 이상 없음. 수신자, 승무원 1명. 수신 확인, 없—</w:t>
       </w:r>
     </w:p>
     <w:p>
@@ -1396,7 +1396,7 @@
         <w:pStyle w:val="Heading2"/>
       </w:pPr>
       <w:r>
-        <w:t>S#8. 기계 구획 (꿀벌1호 내부) / DAY 2197</w:t>
+        <w:t>S#8. 기계 구획 (꿀벌1호 내부) / DAY 2167</w:t>
       </w:r>
     </w:p>
     <w:p>
@@ -1404,7 +1404,7 @@
         <w:rPr>
           <w:i/>
         </w:rPr>
-        <w:t>자막: DAY 2197</w:t>
+        <w:t>자막: DAY 2167</w:t>
       </w:r>
     </w:p>
     <w:p>
@@ -1416,7 +1416,7 @@
       </w:r>
       <w:r>
         <w:tab/>
-        <w:t>일일보고. Day 2197. 전력, 이상 없음. 자세제어, 이상 없음. 환기 필터 차압, 이상.</w:t>
+        <w:t>일일보고. Day 2167. 전력, 이상 없음. 자세제어, 이상 없음. 환기 필터 차압, 이상.</w:t>
       </w:r>
     </w:p>
     <w:p>
@@ -1531,7 +1531,7 @@
         <w:pStyle w:val="Heading2"/>
       </w:pPr>
       <w:r>
-        <w:t>S#9. 기계 구획 (꿀벌1호 내부) · 꿀벌1호 외부 / DAY 2197 ~ 2202</w:t>
+        <w:t>S#9. 기계 구획 (꿀벌1호 내부) · 꿀벌1호 외부 / DAY 2167 ~ 2172</w:t>
       </w:r>
     </w:p>
     <w:p>
@@ -1544,7 +1544,7 @@
         <w:rPr>
           <w:i/>
         </w:rPr>
-        <w:t>자막: DAY 2197</w:t>
+        <w:t>자막: DAY 2167</w:t>
       </w:r>
     </w:p>
     <w:p>
@@ -1557,7 +1557,7 @@
         <w:rPr>
           <w:i/>
         </w:rPr>
-        <w:t>자막: DAY 2198</w:t>
+        <w:t>자막: DAY 2168</w:t>
       </w:r>
     </w:p>
     <w:p>
@@ -1604,7 +1604,7 @@
         <w:rPr>
           <w:i/>
         </w:rPr>
-        <w:t>자막: DAY 2199</w:t>
+        <w:t>자막: DAY 2169</w:t>
       </w:r>
     </w:p>
     <w:p>
@@ -1673,7 +1673,7 @@
         <w:rPr>
           <w:i/>
         </w:rPr>
-        <w:t>자막: DAY 2200</w:t>
+        <w:t>자막: DAY 2170</w:t>
       </w:r>
     </w:p>
     <w:p>
@@ -1703,7 +1703,7 @@
         <w:rPr>
           <w:i/>
         </w:rPr>
-        <w:t>자막: DAY 2201</w:t>
+        <w:t>자막: DAY 2171</w:t>
       </w:r>
     </w:p>
     <w:p>
@@ -1760,7 +1760,7 @@
         <w:rPr>
           <w:i/>
         </w:rPr>
-        <w:t>자막: DAY 2202</w:t>
+        <w:t>자막: DAY 2172</w:t>
       </w:r>
     </w:p>
     <w:p>
@@ -1827,7 +1827,7 @@
         <w:pStyle w:val="Heading2"/>
       </w:pPr>
       <w:r>
-        <w:t>S#10. 기계 구획 · 거주 구획 (꿀벌1호 내부) / DAY 2202 ~ 2204</w:t>
+        <w:t>S#10. 기계 구획 · 거주 구획 (꿀벌1호 내부) / DAY 2172 ~ 2174</w:t>
       </w:r>
     </w:p>
     <w:p>
@@ -1857,7 +1857,7 @@
         <w:rPr>
           <w:i/>
         </w:rPr>
-        <w:t>자막: DAY 2203</w:t>
+        <w:t>자막: DAY 2173</w:t>
       </w:r>
     </w:p>
     <w:p>
@@ -1887,7 +1887,7 @@
         <w:rPr>
           <w:i/>
         </w:rPr>
-        <w:t>자막: DAY 2204</w:t>
+        <w:t>자막: DAY 2174</w:t>
       </w:r>
     </w:p>
     <w:p>
@@ -1904,7 +1904,7 @@
       </w:r>
       <w:r>
         <w:tab/>
-        <w:t>우측 15도. 대상, 본 기체의 조명 쪽으로 방향 변경. (사이) Day 31부터 금일까지 본 기체를 향해 방향을 바꾼 물체, 0건. 금일, 1건.</w:t>
+        <w:t>우측 15도. 대상, 본 기체의 조명 쪽으로 방향 변경. (사이) Day 1부터 금일까지 본 기체를 향해 방향을 바꾼 물체, 0건. 금일, 1건.</w:t>
       </w:r>
     </w:p>
     <w:p>
@@ -1926,12 +1926,12 @@
     </w:p>
     <w:p>
       <w:r>
-        <w:t>정비 카메라 화면 위에 뜨는 작은 창. 식단 기록이 날짜를 거슬러 넘어간다. Day 30에서 멈춘다. "천도복숭아 1."</w:t>
-      </w:r>
-    </w:p>
-    <w:p>
-      <w:r>
-        <w:t>작은 창이 정비 카메라의 기록 영상으로 바뀐다. 구석에 Day 30. 태블릿을 보며 씨를 뱉는 남자. 영상이 멈추고 화면 왼쪽 가장자리가 당겨진다. 거친 화소 속에서 씨가 필터 교체구 뚜껑 틈으로 들어간다.</w:t>
+        <w:t>정비 카메라 화면 위에 뜨는 작은 창. 식단 기록이 날짜를 거슬러 넘어간다. Day 0에서 멈춘다. "천도복숭아 1."</w:t>
+      </w:r>
+    </w:p>
+    <w:p>
+      <w:r>
+        <w:t>작은 창이 정비 카메라의 기록 영상으로 바뀐다. 구석에 Day 0. 태블릿을 보며 씨를 뱉는 남자. 영상이 멈추고 화면 왼쪽 가장자리가 당겨진다. 거친 화소 속에서 씨가 필터 교체구 뚜껑 틈으로 들어간다.</w:t>
       </w:r>
     </w:p>
     <w:p>
@@ -1943,7 +1943,7 @@
       </w:r>
       <w:r>
         <w:tab/>
-        <w:t>유입 경로, 승무원. 분류 변경. 오염물질에서 승무원 잔류물. (사이) 승무원 잔류물 처리 규정. "승무원의 지시가 있을 때까지 보관할 것." 지시 검색. Day 30 음성 기록.</w:t>
+        <w:t>유입 경로, 승무원. 분류 변경. 오염물질에서 승무원 잔류물. (사이) 승무원 잔류물 처리 규정. "승무원의 지시가 있을 때까지 보관할 것." 지시 검색. Day 0 음성 기록.</w:t>
       </w:r>
     </w:p>
     <w:p>
@@ -2074,7 +2074,7 @@
         <w:pStyle w:val="Heading2"/>
       </w:pPr>
       <w:r>
-        <w:t>S#11. 기계 구획 · 거주 구획 (꿀벌1호 내부) · 꿀벌1호 외부 / DAY 2205 ~ 2480</w:t>
+        <w:t>S#11. 기계 구획 · 거주 구획 (꿀벌1호 내부) · 꿀벌1호 외부 / DAY 2175 ~ 2450</w:t>
       </w:r>
     </w:p>
     <w:p>
@@ -2082,7 +2082,7 @@
         <w:rPr>
           <w:i/>
         </w:rPr>
-        <w:t>자막: DAY 2205</w:t>
+        <w:t>자막: DAY 2175</w:t>
       </w:r>
     </w:p>
     <w:p>
@@ -2124,7 +2124,7 @@
         <w:rPr>
           <w:i/>
         </w:rPr>
-        <w:t>자막: DAY 2206</w:t>
+        <w:t>자막: DAY 2176</w:t>
       </w:r>
     </w:p>
     <w:p>
@@ -2154,7 +2154,7 @@
         <w:rPr>
           <w:i/>
         </w:rPr>
-        <w:t>자막: DAY 2207</w:t>
+        <w:t>자막: DAY 2177</w:t>
       </w:r>
     </w:p>
     <w:p>
@@ -2167,7 +2167,7 @@
         <w:rPr>
           <w:i/>
         </w:rPr>
-        <w:t>자막: DAY 2210</w:t>
+        <w:t>자막: DAY 2180</w:t>
       </w:r>
     </w:p>
     <w:p>
@@ -2202,7 +2202,7 @@
         <w:rPr>
           <w:i/>
         </w:rPr>
-        <w:t>자막: DAY 2231</w:t>
+        <w:t>자막: DAY 2201</w:t>
       </w:r>
     </w:p>
     <w:p>
@@ -2273,7 +2273,7 @@
         <w:rPr>
           <w:i/>
         </w:rPr>
-        <w:t>자막: DAY 2260</w:t>
+        <w:t>자막: DAY 2230</w:t>
       </w:r>
     </w:p>
     <w:p>
@@ -2285,7 +2285,7 @@
       </w:r>
       <w:r>
         <w:tab/>
-        <w:t>일일보고. Day 2260. 전력, 이상 없음. 거주자 1명, 신장 31센티미터, 엽수 22매. 수신자, 승무원 1명. 수신 확인, 없음. 보고 끝. (사이) 거주자님. 금일 광량은 어제 대비 4프로 증가했습니다.</w:t>
+        <w:t>일일보고. Day 2230. 전력, 이상 없음. 거주자 1명, 신장 31센티미터, 엽수 22매. 수신자, 승무원 1명. 수신 확인, 없음. 보고 끝. (사이) 거주자님. 금일 광량은 어제 대비 4프로 증가했습니다.</w:t>
       </w:r>
     </w:p>
     <w:p>
@@ -2293,7 +2293,7 @@
         <w:rPr>
           <w:i/>
         </w:rPr>
-        <w:t>자막: DAY 2300</w:t>
+        <w:t>자막: DAY 2270</w:t>
       </w:r>
     </w:p>
     <w:p>
@@ -2318,7 +2318,7 @@
         <w:rPr>
           <w:i/>
         </w:rPr>
-        <w:t>자막: DAY 2350</w:t>
+        <w:t>자막: DAY 2320</w:t>
       </w:r>
     </w:p>
     <w:p>
@@ -2360,7 +2360,7 @@
         <w:rPr>
           <w:i/>
         </w:rPr>
-        <w:t>자막: DAY 2480</w:t>
+        <w:t>자막: DAY 2450</w:t>
       </w:r>
     </w:p>
     <w:p>
@@ -2385,7 +2385,7 @@
         <w:pStyle w:val="Heading2"/>
       </w:pPr>
       <w:r>
-        <w:t>S#12. 기계 구획 · 거주 구획 (꿀벌1호 내부) / DAY 2500 ~ 2501</w:t>
+        <w:t>S#12. 기계 구획 · 거주 구획 (꿀벌1호 내부) / DAY 2470 ~ 2471</w:t>
       </w:r>
     </w:p>
     <w:p>
@@ -2393,7 +2393,7 @@
         <w:rPr>
           <w:i/>
         </w:rPr>
-        <w:t>자막: DAY 2500</w:t>
+        <w:t>자막: DAY 2470</w:t>
       </w:r>
     </w:p>
     <w:p>
@@ -2410,7 +2410,7 @@
       </w:r>
       <w:r>
         <w:tab/>
-        <w:t>개화 1. (사이) 자료상 개화 소요, 발아 후 3년. 실측, 303일. 원인 추정, 연속 광량. 본 궤도에 야간 없음. (사이) 일일보고. Day 2500. 전력, 이상 없음. 거주자 1명, 상태 양호. 개화 1. 수신자, 승무원 1명. 수신 확인, 없음. 보고 끝. (사이) 개화 이후 절차 검색. 결실. 조건, 수분. 수분 매개 수단.</w:t>
+        <w:t>개화 1. (사이) 자료상 개화 소요, 발아 후 3년. 실측, 303일. 원인 추정, 연속 광량. 본 궤도에 야간 없음. (사이) 일일보고. Day 2470. 전력, 이상 없음. 거주자 1명, 상태 양호. 개화 1. 수신자, 승무원 1명. 수신 확인, 없음. 보고 끝. (사이) 개화 이후 절차 검색. 결실. 조건, 수분. 수분 매개 수단.</w:t>
       </w:r>
     </w:p>
     <w:p>
@@ -2440,7 +2440,7 @@
         <w:rPr>
           <w:i/>
         </w:rPr>
-        <w:t>자막: DAY 2501</w:t>
+        <w:t>자막: DAY 2471</w:t>
       </w:r>
     </w:p>
     <w:p>
@@ -2499,7 +2499,7 @@
         <w:pStyle w:val="Heading2"/>
       </w:pPr>
       <w:r>
-        <w:t>S#13. 기계 구획 (꿀벌1호 내부) / DAY 2501</w:t>
+        <w:t>S#13. 기계 구획 (꿀벌1호 내부) / DAY 2471</w:t>
       </w:r>
     </w:p>
     <w:p>
@@ -2521,7 +2521,7 @@
       </w:r>
       <w:r>
         <w:tab/>
-        <w:t>꿀벌은 꽃을 찾으면 귀가하여 춤으로 보고함. (사이) 본 기체, 꿀벌. 꽃, 발견. 보고, 미실시. (사이) 복숭아꽃 개화 기간, 약 10일. 보고 대상 유효 기한, Day 2510. (사이) 귀가, 불가.</w:t>
+        <w:t>꿀벌은 꽃을 찾으면 귀가하여 춤으로 보고함. (사이) 본 기체, 꿀벌. 꽃, 발견. 보고, 미실시. (사이) 복숭아꽃 개화 기간, 약 10일. 보고 대상 유효 기한, Day 2480. (사이) 귀가, 불가.</w:t>
       </w:r>
     </w:p>
     <w:p>
@@ -2554,7 +2554,7 @@
         <w:pStyle w:val="Heading2"/>
       </w:pPr>
       <w:r>
-        <w:t>S#14. 꿀벌1호 외부 · 기계 구획 (꿀벌1호 내부) / DAY 2501, 제주 일몰 직후</w:t>
+        <w:t>S#14. 꿀벌1호 외부 · 기계 구획 (꿀벌1호 내부) / DAY 2471, 제주 일몰 직후</w:t>
       </w:r>
     </w:p>
     <w:p>
@@ -2683,7 +2683,7 @@
       </w:r>
       <w:r>
         <w:tab/>
-        <w:t>현재 조건, 충족. 수단 3, 날개. (사이) 일일보고 송신 기록. Day 30부터 금일까지 2,472건. 수신 확인, 0건. 무선 도달 불가. (사이) 일일보고 발신 수단, 변경. 무선에서 날개. (사이) 춤의 방향은 꽃의 방향. 수신자가 반사광을 보는 방향, 본 기체. 꽃의 위치, 본 기체 내부. 방향, 일치. (사이) 춤의 길이는 꽃까지의 거리. 36,000킬로미터. 꿀벌 기준으로 환산하면 1회 10시간. (사이) 생략. (사이) 춤의 박자. 수신자가 식별할 수 있는 신호일 것. 수신자 재생 기록 검색. Day 1부터 Day 30. 1위, 동일 곡 412회.</w:t>
+        <w:t>현재 조건, 충족. 수단 3, 날개. (사이) 일일보고 송신 기록. Day 0부터 금일까지 2,472건. 수신 확인, 0건. 무선 도달 불가. (사이) 일일보고 발신 수단, 변경. 무선에서 날개. (사이) 춤의 방향은 꽃의 방향. 수신자가 반사광을 보는 방향, 본 기체. 꽃의 위치, 본 기체 내부. 방향, 일치. (사이) 춤의 길이는 꽃까지의 거리. 36,000킬로미터. 꿀벌 기준으로 환산하면 1회 10시간. (사이) 생략. (사이) 춤의 박자. 수신자가 식별할 수 있는 신호일 것. 수신자 재생 기록 검색. 체류 30일간. 1위, 동일 곡 412회.</w:t>
       </w:r>
     </w:p>
     <w:p>
@@ -2747,7 +2747,7 @@
         <w:pStyle w:val="Heading2"/>
       </w:pPr>
       <w:r>
-        <w:t>S#15. 꿀벌1호 외부 · 기계 구획 (꿀벌1호 내부) / DAY 2502 ~ 2504, 제주 일몰 직후</w:t>
+        <w:t>S#15. 꿀벌1호 외부 · 기계 구획 (꿀벌1호 내부) / DAY 2472 ~ 2474, 제주 일몰 직후</w:t>
       </w:r>
     </w:p>
     <w:p>
@@ -2755,7 +2755,7 @@
         <w:rPr>
           <w:i/>
         </w:rPr>
-        <w:t>자막: DAY 2502</w:t>
+        <w:t>자막: DAY 2472</w:t>
       </w:r>
     </w:p>
     <w:p>
@@ -2792,7 +2792,7 @@
         <w:rPr>
           <w:i/>
         </w:rPr>
-        <w:t>자막: DAY 2503</w:t>
+        <w:t>자막: DAY 2473</w:t>
       </w:r>
     </w:p>
     <w:p>
@@ -2846,7 +2846,7 @@
         <w:rPr>
           <w:i/>
         </w:rPr>
-        <w:t>자막: DAY 2504</w:t>
+        <w:t>자막: DAY 2474</w:t>
       </w:r>
     </w:p>
     <w:p>
@@ -2917,7 +2917,7 @@
         <w:pStyle w:val="Heading2"/>
       </w:pPr>
       <w:r>
-        <w:t>S#16. 제주, 옛 지상국 부지 / DAY 2504, 밤</w:t>
+        <w:t>S#16. 제주, 옛 지상국 부지 / DAY 2474, 밤</w:t>
       </w:r>
     </w:p>
     <w:p>
@@ -2974,7 +2974,7 @@
         <w:pStyle w:val="Heading2"/>
       </w:pPr>
       <w:r>
-        <w:t>S#17. 제주, 남자의 집 · 기계 구획 (꿀벌1호 내부) (교차) / DAY 2505 ~ 2506</w:t>
+        <w:t>S#17. 제주, 남자의 집 · 기계 구획 (꿀벌1호 내부) (교차) / DAY 2475 ~ 2476</w:t>
       </w:r>
     </w:p>
     <w:p>
@@ -2982,7 +2982,7 @@
         <w:rPr>
           <w:i/>
         </w:rPr>
-        <w:t>자막: DAY 2505</w:t>
+        <w:t>자막: DAY 2475</w:t>
       </w:r>
     </w:p>
     <w:p>
@@ -3174,7 +3174,7 @@
         <w:rPr>
           <w:i/>
         </w:rPr>
-        <w:t>자막: DAY 2506</w:t>
+        <w:t>자막: DAY 2476</w:t>
       </w:r>
     </w:p>
     <w:p>
@@ -3216,7 +3216,7 @@
         <w:pStyle w:val="Heading2"/>
       </w:pPr>
       <w:r>
-        <w:t>S#18. 무덤궤도 · 꿀벌1호 외부 · 기계 구획 (꿀벌1호 내부) / DAY 2507</w:t>
+        <w:t>S#18. 무덤궤도 · 꿀벌1호 외부 · 기계 구획 (꿀벌1호 내부) / DAY 2477</w:t>
       </w:r>
     </w:p>
     <w:p>
@@ -3224,7 +3224,7 @@
         <w:rPr>
           <w:i/>
         </w:rPr>
-        <w:t>자막: DAY 2507</w:t>
+        <w:t>자막: DAY 2477</w:t>
       </w:r>
     </w:p>
     <w:p>
@@ -3313,7 +3313,7 @@
         <w:pStyle w:val="Heading2"/>
       </w:pPr>
       <w:r>
-        <w:t>S#19. 꿀벌1호 외부 · 기계 구획 (꿀벌1호 내부) · 제주, 집 마당 (교차) / DAY 2508, 제주 일몰</w:t>
+        <w:t>S#19. 꿀벌1호 외부 · 기계 구획 (꿀벌1호 내부) · 제주, 집 마당 (교차) / DAY 2478, 제주 일몰</w:t>
       </w:r>
     </w:p>
     <w:p>
@@ -3321,7 +3321,7 @@
         <w:rPr>
           <w:i/>
         </w:rPr>
-        <w:t>자막: DAY 2508</w:t>
+        <w:t>자막: DAY 2478</w:t>
       </w:r>
     </w:p>
     <w:p>
@@ -3360,12 +3360,12 @@
       </w:r>
       <w:r>
         <w:tab/>
-        <w:t>거주자 위험. 생명유지 임무 위배. (사이) 보고 대상, 거주자의 개화. 기한, 잔여 2일. 파편군 재접근, 매일. 종료 시점, 산출 불가. (사이) 보고 미발신 일수. Day 30부터 금일까지. (사이) 0일.</w:t>
-      </w:r>
-    </w:p>
-    <w:p>
-      <w:r>
-        <w:t>정비 카메라 화면 위에 뜨는 작은 창. Day 30 음성 기록의 파형이다.</w:t>
+        <w:t>거주자 위험. 생명유지 임무 위배. (사이) 보고 대상, 거주자의 개화. 기한, 잔여 2일. 파편군 재접근, 매일. 종료 시점, 산출 불가. (사이) 보고 미발신 일수. Day 0부터 금일까지. (사이) 0일.</w:t>
+      </w:r>
+    </w:p>
+    <w:p>
+      <w:r>
+        <w:t>정비 카메라 화면 위에 뜨는 작은 창. Day 0 음성 기록의 파형이다.</w:t>
       </w:r>
     </w:p>
     <w:p>
@@ -3659,7 +3659,7 @@
         <w:pStyle w:val="Heading2"/>
       </w:pPr>
       <w:r>
-        <w:t>S#20. 기계 구획 (꿀벌1호 내부) · 꿀벌1호 외부 / DAY 2510, 제주 일몰</w:t>
+        <w:t>S#20. 기계 구획 (꿀벌1호 내부) · 꿀벌1호 외부 / DAY 2480, 제주 일몰</w:t>
       </w:r>
     </w:p>
     <w:p>
@@ -3667,7 +3667,7 @@
         <w:rPr>
           <w:i/>
         </w:rPr>
-        <w:t>자막: DAY 2510</w:t>
+        <w:t>자막: DAY 2480</w:t>
       </w:r>
     </w:p>
     <w:p>
@@ -3701,7 +3701,7 @@
       </w:r>
       <w:r>
         <w:tab/>
-        <w:t>제주 일몰. 춤 시각. 파편군 밀도, Day 2508의 5프로. 날개 손상 확률 1프로. (사이) 춤의 방향은 꽃의 방향. 꽃, 0. 춤의 사유… 없음.</w:t>
+        <w:t>제주 일몰. 춤 시각. 파편군 밀도, Day 2478의 5프로. 날개 손상 확률 1프로. (사이) 춤의 방향은 꽃의 방향. 꽃, 0. 춤의 사유… 없음.</w:t>
       </w:r>
     </w:p>
     <w:p>
@@ -3776,7 +3776,7 @@
         <w:pStyle w:val="Heading2"/>
       </w:pPr>
       <w:r>
-        <w:t>S#21. 꿀벌1호 외부 · 기계 구획 (꿀벌1호 내부) / DAY 2513, 저녁</w:t>
+        <w:t>S#21. 꿀벌1호 외부 · 기계 구획 (꿀벌1호 내부) / DAY 2483, 저녁</w:t>
       </w:r>
     </w:p>
     <w:p>
@@ -3784,7 +3784,7 @@
         <w:rPr>
           <w:i/>
         </w:rPr>
-        <w:t>자막: DAY 2513</w:t>
+        <w:t>자막: DAY 2483</w:t>
       </w:r>
     </w:p>
     <w:p>
@@ -3918,7 +3918,7 @@
       </w:r>
       <w:r>
         <w:tab/>
-        <w:t>거주자님. 미확인 돌기 1개. 대조. (사이) 결실. (사이) 꿀벌1호 일일보고. Day 2513. 전력, 이상 없음. 태양광 패널 1매 손상. 거주자 1명, 상태 양호. 결실 1. 수신자, 승무원 1명. 수신 확인…</w:t>
+        <w:t>거주자님. 미확인 돌기 1개. 대조. (사이) 결실. (사이) 꿀벌1호 일일보고. Day 2483. 전력, 이상 없음. 태양광 패널 1매 손상. 거주자 1명, 상태 양호. 결실 1. 수신자, 승무원 1명. 수신 확인…</w:t>
       </w:r>
     </w:p>
     <w:p>
@@ -3986,7 +3986,7 @@
         <w:pStyle w:val="Heading2"/>
       </w:pPr>
       <w:r>
-        <w:t>S#23. 꿀벌1호 외부 / DAY 2610, 제주 일몰 직후</w:t>
+        <w:t>S#23. 꿀벌1호 외부 / DAY 2580, 제주 일몰 직후</w:t>
       </w:r>
     </w:p>
     <w:p>
@@ -3994,7 +3994,7 @@
         <w:rPr>
           <w:i/>
         </w:rPr>
-        <w:t>자막: DAY 2610</w:t>
+        <w:t>자막: DAY 2580</w:t>
       </w:r>
     </w:p>
     <w:p>

--- a/THE_NEW_MISSION_교신_v9.0_지문수정본.docx
+++ b/THE_NEW_MISSION_교신_v9.0_지문수정본.docx
@@ -98,18 +98,10 @@
     </w:p>
     <w:p>
       <w:pPr>
-        <w:pStyle w:val="Heading1"/>
-      </w:pPr>
-      <w:r>
-        <w:t>1막. 끄지 못한 스위치</w:t>
-      </w:r>
-    </w:p>
-    <w:p>
-      <w:pPr>
         <w:pStyle w:val="Heading2"/>
       </w:pPr>
       <w:r>
-        <w:t>S#1. 꿀벌1호 외부 / DAY 0</w:t>
+        <w:t>S#1. 꿀벌1호 외부 / DAY 30</w:t>
       </w:r>
     </w:p>
     <w:p>
@@ -127,7 +119,7 @@
         <w:rPr>
           <w:i/>
         </w:rPr>
-        <w:t>자막: DAY 0 · 고도 36,000km · 시험 거주 모듈 꿀벌1호</w:t>
+        <w:t>자막: DAY 30 · 고도 36,000km · 시험 거주 모듈 꿀벌1호</w:t>
       </w:r>
     </w:p>
     <w:p>
@@ -162,7 +154,7 @@
         <w:pStyle w:val="Heading2"/>
       </w:pPr>
       <w:r>
-        <w:t>S#2. 기계 구획 · 거주 구획 (꿀벌1호 내부) / DAY 0</w:t>
+        <w:t>S#2. 기계 구획 · 거주 구획 (꿀벌1호 내부) / DAY 30</w:t>
       </w:r>
     </w:p>
     <w:p>
@@ -353,7 +345,7 @@
       </w:r>
       <w:r>
         <w:tab/>
-        <w:t>첫날에 전부 적으라고 하셨습니다.</w:t>
+        <w:t>Day 1에 전부 적으라고 하셨습니다.</w:t>
       </w:r>
     </w:p>
     <w:p>
@@ -976,7 +968,7 @@
         <w:pStyle w:val="Heading2"/>
       </w:pPr>
       <w:r>
-        <w:t>S#3. 꿀벌1호 외부 / DAY 0</w:t>
+        <w:t>S#3. 꿀벌1호 외부 / DAY 30</w:t>
       </w:r>
     </w:p>
     <w:p>
@@ -998,7 +990,7 @@
       </w:r>
       <w:r>
         <w:tab/>
-        <w:t>꿀벌1호 일일보고. Day 0. 전력, 이상 없음. 자세제어, 이상 없음. 메모리, 이상 없음. 승무원, 0명. 수신자, 승무원 1명. 수신 확인…</w:t>
+        <w:t>꿀벌1호 일일보고. Day 30. 전력, 이상 없음. 자세제어, 이상 없음. 메모리, 이상 없음. 승무원, 0명. 수신자, 승무원 1명. 수신 확인…</w:t>
       </w:r>
     </w:p>
     <w:p>
@@ -1028,7 +1020,7 @@
         <w:pStyle w:val="Heading2"/>
       </w:pPr>
       <w:r>
-        <w:t>S#4. 기계 구획 (꿀벌1호 내부) / DAY 1</w:t>
+        <w:t>S#4. 기계 구획 (꿀벌1호 내부) / DAY 31</w:t>
       </w:r>
     </w:p>
     <w:p>
@@ -1058,7 +1050,7 @@
         <w:pStyle w:val="Heading2"/>
       </w:pPr>
       <w:r>
-        <w:t>S#5. 꿀벌1호 외부 / DAY 370</w:t>
+        <w:t>S#5. 꿀벌1호 외부 / DAY 400</w:t>
       </w:r>
     </w:p>
     <w:p>
@@ -1066,7 +1058,7 @@
         <w:rPr>
           <w:i/>
         </w:rPr>
-        <w:t>자막: DAY 370</w:t>
+        <w:t>자막: DAY 400</w:t>
       </w:r>
     </w:p>
     <w:p>
@@ -1134,7 +1126,7 @@
       </w:r>
       <w:r>
         <w:tab/>
-        <w:t>대기 지속. 일일보고. Day 370. 전력, 이상 없음. 자세제어, 이상 없음. 메모리, 이상 없음. 수신자, 승무원 1명. 수신 확인, 없음. 보고 끝.</w:t>
+        <w:t>대기 지속. 일일보고. Day 400. 전력, 이상 없음. 자세제어, 이상 없음. 메모리, 이상 없음. 수신자, 승무원 1명. 수신 확인, 없음. 보고 끝.</w:t>
       </w:r>
     </w:p>
     <w:p>
@@ -1142,7 +1134,7 @@
         <w:pStyle w:val="Heading2"/>
       </w:pPr>
       <w:r>
-        <w:t>S#6. 기계 구획 (꿀벌1호 내부) · 관측 렌즈 화면 · 제주, 지상국 부지 / DAY 1070</w:t>
+        <w:t>S#6. 기계 구획 (꿀벌1호 내부) · 관측 렌즈 화면 · 제주, 지상국 부지 / DAY 1100</w:t>
       </w:r>
     </w:p>
     <w:p>
@@ -1150,7 +1142,7 @@
         <w:rPr>
           <w:i/>
         </w:rPr>
-        <w:t>자막: DAY 1070</w:t>
+        <w:t>자막: DAY 1100</w:t>
       </w:r>
     </w:p>
     <w:p>
@@ -1218,7 +1210,7 @@
       </w:r>
       <w:r>
         <w:tab/>
-        <w:t>일일보고. Day 1070. 전력, 이상 없음. 자세제어, 이상 없음. 메모리, 이상 없음. 수신자, 승무원 1명. 수신 확인, 없음. 보고 끝.</w:t>
+        <w:t>일일보고. Day 1100. 전력, 이상 없음. 자세제어, 이상 없음. 메모리, 이상 없음. 수신자, 승무원 1명. 수신 확인, 없음. 보고 끝.</w:t>
       </w:r>
     </w:p>
     <w:p>
@@ -1231,7 +1223,7 @@
         <w:pStyle w:val="Heading2"/>
       </w:pPr>
       <w:r>
-        <w:t>S#7. 기계 구획 · 거주 구획 (꿀벌1호 내부) / DAY 2160</w:t>
+        <w:t>S#7. 기계 구획 · 거주 구획 (꿀벌1호 내부) / DAY 2190</w:t>
       </w:r>
     </w:p>
     <w:p>
@@ -1239,7 +1231,7 @@
         <w:rPr>
           <w:i/>
         </w:rPr>
-        <w:t>자막: DAY 2160</w:t>
+        <w:t>자막: DAY 2190</w:t>
       </w:r>
     </w:p>
     <w:p>
@@ -1251,7 +1243,7 @@
       </w:r>
       <w:r>
         <w:tab/>
-        <w:t>일일보고. Day 2160. 전력, 이상 없음. 자세제어, 이상 없음. 메모리, 이상 없음. 수신자, 승무원 1명. 수신 확인, 없—</w:t>
+        <w:t>일일보고. Day 2190. 전력, 이상 없음. 자세제어, 이상 없음. 메모리, 이상 없음. 수신자, 승무원 1명. 수신 확인, 없—</w:t>
       </w:r>
     </w:p>
     <w:p>
@@ -1385,18 +1377,10 @@
     </w:p>
     <w:p>
       <w:pPr>
-        <w:pStyle w:val="Heading1"/>
-      </w:pPr>
-      <w:r>
-        <w:t>2막. 오염물질에서 거주자로</w:t>
-      </w:r>
-    </w:p>
-    <w:p>
-      <w:pPr>
         <w:pStyle w:val="Heading2"/>
       </w:pPr>
       <w:r>
-        <w:t>S#8. 기계 구획 (꿀벌1호 내부) / DAY 2167</w:t>
+        <w:t>S#8. 기계 구획 (꿀벌1호 내부) / DAY 2197</w:t>
       </w:r>
     </w:p>
     <w:p>
@@ -1404,7 +1388,7 @@
         <w:rPr>
           <w:i/>
         </w:rPr>
-        <w:t>자막: DAY 2167</w:t>
+        <w:t>자막: DAY 2197</w:t>
       </w:r>
     </w:p>
     <w:p>
@@ -1416,7 +1400,7 @@
       </w:r>
       <w:r>
         <w:tab/>
-        <w:t>일일보고. Day 2167. 전력, 이상 없음. 자세제어, 이상 없음. 환기 필터 차압, 이상.</w:t>
+        <w:t>일일보고. Day 2197. 전력, 이상 없음. 자세제어, 이상 없음. 환기 필터 차압, 이상.</w:t>
       </w:r>
     </w:p>
     <w:p>
@@ -1531,7 +1515,7 @@
         <w:pStyle w:val="Heading2"/>
       </w:pPr>
       <w:r>
-        <w:t>S#9. 기계 구획 (꿀벌1호 내부) · 꿀벌1호 외부 / DAY 2167 ~ 2172</w:t>
+        <w:t>S#9. 기계 구획 (꿀벌1호 내부) · 꿀벌1호 외부 / DAY 2197 ~ 2202</w:t>
       </w:r>
     </w:p>
     <w:p>
@@ -1544,7 +1528,7 @@
         <w:rPr>
           <w:i/>
         </w:rPr>
-        <w:t>자막: DAY 2167</w:t>
+        <w:t>자막: DAY 2197</w:t>
       </w:r>
     </w:p>
     <w:p>
@@ -1557,7 +1541,7 @@
         <w:rPr>
           <w:i/>
         </w:rPr>
-        <w:t>자막: DAY 2168</w:t>
+        <w:t>자막: DAY 2198</w:t>
       </w:r>
     </w:p>
     <w:p>
@@ -1604,7 +1588,7 @@
         <w:rPr>
           <w:i/>
         </w:rPr>
-        <w:t>자막: DAY 2169</w:t>
+        <w:t>자막: DAY 2199</w:t>
       </w:r>
     </w:p>
     <w:p>
@@ -1673,7 +1657,7 @@
         <w:rPr>
           <w:i/>
         </w:rPr>
-        <w:t>자막: DAY 2170</w:t>
+        <w:t>자막: DAY 2200</w:t>
       </w:r>
     </w:p>
     <w:p>
@@ -1703,7 +1687,7 @@
         <w:rPr>
           <w:i/>
         </w:rPr>
-        <w:t>자막: DAY 2171</w:t>
+        <w:t>자막: DAY 2201</w:t>
       </w:r>
     </w:p>
     <w:p>
@@ -1760,7 +1744,7 @@
         <w:rPr>
           <w:i/>
         </w:rPr>
-        <w:t>자막: DAY 2172</w:t>
+        <w:t>자막: DAY 2202</w:t>
       </w:r>
     </w:p>
     <w:p>
@@ -1827,7 +1811,7 @@
         <w:pStyle w:val="Heading2"/>
       </w:pPr>
       <w:r>
-        <w:t>S#10. 기계 구획 · 거주 구획 (꿀벌1호 내부) / DAY 2172 ~ 2174</w:t>
+        <w:t>S#10. 기계 구획 · 거주 구획 (꿀벌1호 내부) / DAY 2202 ~ 2204</w:t>
       </w:r>
     </w:p>
     <w:p>
@@ -1857,7 +1841,7 @@
         <w:rPr>
           <w:i/>
         </w:rPr>
-        <w:t>자막: DAY 2173</w:t>
+        <w:t>자막: DAY 2203</w:t>
       </w:r>
     </w:p>
     <w:p>
@@ -1887,7 +1871,7 @@
         <w:rPr>
           <w:i/>
         </w:rPr>
-        <w:t>자막: DAY 2174</w:t>
+        <w:t>자막: DAY 2204</w:t>
       </w:r>
     </w:p>
     <w:p>
@@ -1904,7 +1888,7 @@
       </w:r>
       <w:r>
         <w:tab/>
-        <w:t>우측 15도. 대상, 본 기체의 조명 쪽으로 방향 변경. (사이) Day 1부터 금일까지 본 기체를 향해 방향을 바꾼 물체, 0건. 금일, 1건.</w:t>
+        <w:t>우측 15도. 대상, 본 기체의 조명 쪽으로 방향 변경. (사이) Day 31부터 금일까지 본 기체를 향해 방향을 바꾼 물체, 0건. 금일, 1건.</w:t>
       </w:r>
     </w:p>
     <w:p>
@@ -1926,12 +1910,12 @@
     </w:p>
     <w:p>
       <w:r>
-        <w:t>정비 카메라 화면 위에 뜨는 작은 창. 식단 기록이 날짜를 거슬러 넘어간다. Day 0에서 멈춘다. "천도복숭아 1."</w:t>
-      </w:r>
-    </w:p>
-    <w:p>
-      <w:r>
-        <w:t>작은 창이 정비 카메라의 기록 영상으로 바뀐다. 구석에 Day 0. 태블릿을 보며 씨를 뱉는 남자. 영상이 멈추고 화면 왼쪽 가장자리가 당겨진다. 거친 화소 속에서 씨가 필터 교체구 뚜껑 틈으로 들어간다.</w:t>
+        <w:t>정비 카메라 화면 위에 뜨는 작은 창. 식단 기록이 날짜를 거슬러 넘어간다. Day 30에서 멈춘다. "천도복숭아 1."</w:t>
+      </w:r>
+    </w:p>
+    <w:p>
+      <w:r>
+        <w:t>작은 창이 정비 카메라의 기록 영상으로 바뀐다. 구석에 Day 30. 태블릿을 보며 씨를 뱉는 남자. 영상이 멈추고 화면 왼쪽 가장자리가 당겨진다. 거친 화소 속에서 씨가 필터 교체구 뚜껑 틈으로 들어간다.</w:t>
       </w:r>
     </w:p>
     <w:p>
@@ -1943,7 +1927,7 @@
       </w:r>
       <w:r>
         <w:tab/>
-        <w:t>유입 경로, 승무원. 분류 변경. 오염물질에서 승무원 잔류물. (사이) 승무원 잔류물 처리 규정. "승무원의 지시가 있을 때까지 보관할 것." 지시 검색. Day 0 음성 기록.</w:t>
+        <w:t>유입 경로, 승무원. 분류 변경. 오염물질에서 승무원 잔류물. (사이) 승무원 잔류물 처리 규정. "승무원의 지시가 있을 때까지 보관할 것." 지시 검색. Day 30 음성 기록.</w:t>
       </w:r>
     </w:p>
     <w:p>
@@ -2074,7 +2058,7 @@
         <w:pStyle w:val="Heading2"/>
       </w:pPr>
       <w:r>
-        <w:t>S#11. 기계 구획 · 거주 구획 (꿀벌1호 내부) · 꿀벌1호 외부 / DAY 2175 ~ 2450</w:t>
+        <w:t>S#11. 기계 구획 · 거주 구획 (꿀벌1호 내부) · 꿀벌1호 외부 / DAY 2205 ~ 2480</w:t>
       </w:r>
     </w:p>
     <w:p>
@@ -2082,7 +2066,7 @@
         <w:rPr>
           <w:i/>
         </w:rPr>
-        <w:t>자막: DAY 2175</w:t>
+        <w:t>자막: DAY 2205</w:t>
       </w:r>
     </w:p>
     <w:p>
@@ -2104,7 +2088,7 @@
     </w:p>
     <w:p>
       <w:r>
-        <w:t>집게를 닫은 채로 꺾인 자리 아래에 가져다 대는 1호. 집게 등에 얹혀 곧게 서는 줄기. 1호가 정비 암의 관절 표시등을 끄고 암을 그 자세로 굳힌다.</w:t>
+        <w:t>집게를 닫은 채로 꺾인 자리 아래에 가져다 대는 1호. 집게 등에 얹혀 곧게 서는 줄기. 1호가 정비 암의 관절 표시등을 끈다. 암은 그 자세로 있는다.</w:t>
       </w:r>
     </w:p>
     <w:p>
@@ -2124,12 +2108,12 @@
         <w:rPr>
           <w:i/>
         </w:rPr>
-        <w:t>자막: DAY 2176</w:t>
-      </w:r>
-    </w:p>
-    <w:p>
-      <w:r>
-        <w:t>외부. 1호가 모서리 스러스터를 짧게 두 번 뿜는다. 살짝 기우는 동체. 1호는 날개 두 장을 축에서 돌려 해를 정면으로 받는 자세를 그대로 지킨다.</w:t>
+        <w:t>자막: DAY 2206</w:t>
+      </w:r>
+    </w:p>
+    <w:p>
+      <w:r>
+        <w:t>외부. 1호가 모서리 스러스터를 짧게 두 번 뿜는다. 살짝 기우는 동체. 날개 두 장은 축에서 돌아 해를 정면으로 받는 자세 그대로 있는다.</w:t>
       </w:r>
     </w:p>
     <w:p>
@@ -2154,7 +2138,7 @@
         <w:rPr>
           <w:i/>
         </w:rPr>
-        <w:t>자막: DAY 2177</w:t>
+        <w:t>자막: DAY 2207</w:t>
       </w:r>
     </w:p>
     <w:p>
@@ -2167,7 +2151,7 @@
         <w:rPr>
           <w:i/>
         </w:rPr>
-        <w:t>자막: DAY 2180</w:t>
+        <w:t>자막: DAY 2210</w:t>
       </w:r>
     </w:p>
     <w:p>
@@ -2202,7 +2186,7 @@
         <w:rPr>
           <w:i/>
         </w:rPr>
-        <w:t>자막: DAY 2201</w:t>
+        <w:t>자막: DAY 2231</w:t>
       </w:r>
     </w:p>
     <w:p>
@@ -2273,7 +2257,7 @@
         <w:rPr>
           <w:i/>
         </w:rPr>
-        <w:t>자막: DAY 2230</w:t>
+        <w:t>자막: DAY 2260</w:t>
       </w:r>
     </w:p>
     <w:p>
@@ -2285,7 +2269,7 @@
       </w:r>
       <w:r>
         <w:tab/>
-        <w:t>일일보고. Day 2230. 전력, 이상 없음. 거주자 1명, 신장 31센티미터, 엽수 22매. 수신자, 승무원 1명. 수신 확인, 없음. 보고 끝. (사이) 거주자님. 금일 광량은 어제 대비 4프로 증가했습니다.</w:t>
+        <w:t>일일보고. Day 2260. 전력, 이상 없음. 거주자 1명, 신장 31센티미터, 엽수 22매. 수신자, 승무원 1명. 수신 확인, 없음. 보고 끝. (사이) 거주자님. 금일 광량은 어제 대비 4프로 증가했습니다.</w:t>
       </w:r>
     </w:p>
     <w:p>
@@ -2293,7 +2277,7 @@
         <w:rPr>
           <w:i/>
         </w:rPr>
-        <w:t>자막: DAY 2270</w:t>
+        <w:t>자막: DAY 2300</w:t>
       </w:r>
     </w:p>
     <w:p>
@@ -2318,7 +2302,7 @@
         <w:rPr>
           <w:i/>
         </w:rPr>
-        <w:t>자막: DAY 2320</w:t>
+        <w:t>자막: DAY 2350</w:t>
       </w:r>
     </w:p>
     <w:p>
@@ -2360,7 +2344,7 @@
         <w:rPr>
           <w:i/>
         </w:rPr>
-        <w:t>자막: DAY 2450</w:t>
+        <w:t>자막: DAY 2480</w:t>
       </w:r>
     </w:p>
     <w:p>
@@ -2385,7 +2369,7 @@
         <w:pStyle w:val="Heading2"/>
       </w:pPr>
       <w:r>
-        <w:t>S#12. 기계 구획 · 거주 구획 (꿀벌1호 내부) / DAY 2470 ~ 2471</w:t>
+        <w:t>S#12. 기계 구획 · 거주 구획 (꿀벌1호 내부) / DAY 2500 ~ 2501</w:t>
       </w:r>
     </w:p>
     <w:p>
@@ -2393,7 +2377,7 @@
         <w:rPr>
           <w:i/>
         </w:rPr>
-        <w:t>자막: DAY 2470</w:t>
+        <w:t>자막: DAY 2500</w:t>
       </w:r>
     </w:p>
     <w:p>
@@ -2410,7 +2394,7 @@
       </w:r>
       <w:r>
         <w:tab/>
-        <w:t>개화 1. (사이) 자료상 개화 소요, 발아 후 3년. 실측, 303일. 원인 추정, 연속 광량. 본 궤도에 야간 없음. (사이) 일일보고. Day 2470. 전력, 이상 없음. 거주자 1명, 상태 양호. 개화 1. 수신자, 승무원 1명. 수신 확인, 없음. 보고 끝. (사이) 개화 이후 절차 검색. 결실. 조건, 수분. 수분 매개 수단.</w:t>
+        <w:t>개화 1. (사이) 자료상 개화 소요, 발아 후 3년. 실측, 303일. 원인 추정, 연속 광량. 본 궤도에 야간 없음. (사이) 일일보고. Day 2500. 전력, 이상 없음. 거주자 1명, 상태 양호. 개화 1. 수신자, 승무원 1명. 수신 확인, 없음. 보고 끝. (사이) 개화 이후 절차 검색. 결실. 조건, 수분. 수분 매개 수단.</w:t>
       </w:r>
     </w:p>
     <w:p>
@@ -2440,7 +2424,7 @@
         <w:rPr>
           <w:i/>
         </w:rPr>
-        <w:t>자막: DAY 2471</w:t>
+        <w:t>자막: DAY 2501</w:t>
       </w:r>
     </w:p>
     <w:p>
@@ -2499,7 +2483,7 @@
         <w:pStyle w:val="Heading2"/>
       </w:pPr>
       <w:r>
-        <w:t>S#13. 기계 구획 (꿀벌1호 내부) / DAY 2471</w:t>
+        <w:t>S#13. 기계 구획 (꿀벌1호 내부) / DAY 2501</w:t>
       </w:r>
     </w:p>
     <w:p>
@@ -2521,7 +2505,7 @@
       </w:r>
       <w:r>
         <w:tab/>
-        <w:t>꿀벌은 꽃을 찾으면 귀가하여 춤으로 보고함. (사이) 본 기체, 꿀벌. 꽃, 발견. 보고, 미실시. (사이) 복숭아꽃 개화 기간, 약 10일. 보고 대상 유효 기한, Day 2480. (사이) 귀가, 불가.</w:t>
+        <w:t>꿀벌은 꽃을 찾으면 귀가하여 춤으로 보고함. (사이) 본 기체, 꿀벌. 꽃, 발견. 보고, 미실시. (사이) 복숭아꽃 개화 기간, 약 10일. 보고 대상 유효 기한, Day 2510. (사이) 귀가, 불가.</w:t>
       </w:r>
     </w:p>
     <w:p>
@@ -2543,18 +2527,10 @@
     </w:p>
     <w:p>
       <w:pPr>
-        <w:pStyle w:val="Heading1"/>
-      </w:pPr>
-      <w:r>
-        <w:t>3막. 꿀벌의 춤</w:t>
-      </w:r>
-    </w:p>
-    <w:p>
-      <w:pPr>
         <w:pStyle w:val="Heading2"/>
       </w:pPr>
       <w:r>
-        <w:t>S#14. 꿀벌1호 외부 · 기계 구획 (꿀벌1호 내부) / DAY 2471, 제주 일몰 직후</w:t>
+        <w:t>S#14. 꿀벌1호 외부 · 기계 구획 (꿀벌1호 내부) / DAY 2501, 제주 일몰 직후</w:t>
       </w:r>
     </w:p>
     <w:p>
@@ -2683,7 +2659,7 @@
       </w:r>
       <w:r>
         <w:tab/>
-        <w:t>현재 조건, 충족. 수단 3, 날개. (사이) 일일보고 송신 기록. Day 0부터 금일까지 2,472건. 수신 확인, 0건. 무선 도달 불가. (사이) 일일보고 발신 수단, 변경. 무선에서 날개. (사이) 춤의 방향은 꽃의 방향. 수신자가 반사광을 보는 방향, 본 기체. 꽃의 위치, 본 기체 내부. 방향, 일치. (사이) 춤의 길이는 꽃까지의 거리. 36,000킬로미터. 꿀벌 기준으로 환산하면 1회 10시간. (사이) 생략. (사이) 춤의 박자. 수신자가 식별할 수 있는 신호일 것. 수신자 재생 기록 검색. 체류 30일간. 1위, 동일 곡 412회.</w:t>
+        <w:t>현재 조건, 충족. 수단 3, 날개. (사이) 일일보고 송신 기록. Day 30부터 금일까지 2,472건. 수신 확인, 0건. 무선 도달 불가. (사이) 일일보고 발신 수단, 변경. 무선에서 날개. (사이) 춤의 방향은 꽃의 방향. 수신자가 반사광을 보는 방향, 본 기체. 꽃의 위치, 본 기체 내부. 방향, 일치. (사이) 춤의 길이는 꽃까지의 거리. 36,000킬로미터. 꿀벌 기준으로 환산하면 1회 10시간. (사이) 생략. (사이) 춤의 박자. 수신자가 식별할 수 있는 신호일 것. 수신자 재생 기록 검색. Day 1부터 Day 30. 1위, 동일 곡 412회.</w:t>
       </w:r>
     </w:p>
     <w:p>
@@ -2747,7 +2723,7 @@
         <w:pStyle w:val="Heading2"/>
       </w:pPr>
       <w:r>
-        <w:t>S#15. 꿀벌1호 외부 · 기계 구획 (꿀벌1호 내부) / DAY 2472 ~ 2474, 제주 일몰 직후</w:t>
+        <w:t>S#15. 꿀벌1호 외부 · 기계 구획 (꿀벌1호 내부) / DAY 2502 ~ 2504, 제주 일몰 직후</w:t>
       </w:r>
     </w:p>
     <w:p>
@@ -2755,7 +2731,7 @@
         <w:rPr>
           <w:i/>
         </w:rPr>
-        <w:t>자막: DAY 2472</w:t>
+        <w:t>자막: DAY 2502</w:t>
       </w:r>
     </w:p>
     <w:p>
@@ -2792,7 +2768,7 @@
         <w:rPr>
           <w:i/>
         </w:rPr>
-        <w:t>자막: DAY 2473</w:t>
+        <w:t>자막: DAY 2503</w:t>
       </w:r>
     </w:p>
     <w:p>
@@ -2846,7 +2822,7 @@
         <w:rPr>
           <w:i/>
         </w:rPr>
-        <w:t>자막: DAY 2474</w:t>
+        <w:t>자막: DAY 2504</w:t>
       </w:r>
     </w:p>
     <w:p>
@@ -2917,7 +2893,7 @@
         <w:pStyle w:val="Heading2"/>
       </w:pPr>
       <w:r>
-        <w:t>S#16. 제주, 옛 지상국 부지 / DAY 2474, 밤</w:t>
+        <w:t>S#16. 제주, 옛 지상국 부지 / DAY 2504, 밤</w:t>
       </w:r>
     </w:p>
     <w:p>
@@ -2974,7 +2950,7 @@
         <w:pStyle w:val="Heading2"/>
       </w:pPr>
       <w:r>
-        <w:t>S#17. 제주, 남자의 집 · 기계 구획 (꿀벌1호 내부) (교차) / DAY 2475 ~ 2476</w:t>
+        <w:t>S#17. 제주, 남자의 집 · 기계 구획 (꿀벌1호 내부) (교차) / DAY 2505 ~ 2506</w:t>
       </w:r>
     </w:p>
     <w:p>
@@ -2982,7 +2958,7 @@
         <w:rPr>
           <w:i/>
         </w:rPr>
-        <w:t>자막: DAY 2475</w:t>
+        <w:t>자막: DAY 2505</w:t>
       </w:r>
     </w:p>
     <w:p>
@@ -3174,7 +3150,7 @@
         <w:rPr>
           <w:i/>
         </w:rPr>
-        <w:t>자막: DAY 2476</w:t>
+        <w:t>자막: DAY 2506</w:t>
       </w:r>
     </w:p>
     <w:p>
@@ -3216,7 +3192,7 @@
         <w:pStyle w:val="Heading2"/>
       </w:pPr>
       <w:r>
-        <w:t>S#18. 무덤궤도 · 꿀벌1호 외부 · 기계 구획 (꿀벌1호 내부) / DAY 2477</w:t>
+        <w:t>S#18. 무덤궤도 · 꿀벌1호 외부 · 기계 구획 (꿀벌1호 내부) / DAY 2507</w:t>
       </w:r>
     </w:p>
     <w:p>
@@ -3224,7 +3200,7 @@
         <w:rPr>
           <w:i/>
         </w:rPr>
-        <w:t>자막: DAY 2477</w:t>
+        <w:t>자막: DAY 2507</w:t>
       </w:r>
     </w:p>
     <w:p>
@@ -3313,7 +3289,7 @@
         <w:pStyle w:val="Heading2"/>
       </w:pPr>
       <w:r>
-        <w:t>S#19. 꿀벌1호 외부 · 기계 구획 (꿀벌1호 내부) · 제주, 집 마당 (교차) / DAY 2478, 제주 일몰</w:t>
+        <w:t>S#19. 꿀벌1호 외부 · 기계 구획 (꿀벌1호 내부) · 제주, 집 마당 (교차) / DAY 2508, 제주 일몰</w:t>
       </w:r>
     </w:p>
     <w:p>
@@ -3321,7 +3297,7 @@
         <w:rPr>
           <w:i/>
         </w:rPr>
-        <w:t>자막: DAY 2478</w:t>
+        <w:t>자막: DAY 2508</w:t>
       </w:r>
     </w:p>
     <w:p>
@@ -3360,12 +3336,12 @@
       </w:r>
       <w:r>
         <w:tab/>
-        <w:t>거주자 위험. 생명유지 임무 위배. (사이) 보고 대상, 거주자의 개화. 기한, 잔여 2일. 파편군 재접근, 매일. 종료 시점, 산출 불가. (사이) 보고 미발신 일수. Day 0부터 금일까지. (사이) 0일.</w:t>
-      </w:r>
-    </w:p>
-    <w:p>
-      <w:r>
-        <w:t>정비 카메라 화면 위에 뜨는 작은 창. Day 0 음성 기록의 파형이다.</w:t>
+        <w:t>거주자 위험. 생명유지 임무 위배. (사이) 보고 대상, 거주자의 개화. 기한, 잔여 2일. 파편군 재접근, 매일. 종료 시점, 산출 불가. (사이) 보고 미발신 일수. Day 30부터 금일까지. (사이) 0일.</w:t>
+      </w:r>
+    </w:p>
+    <w:p>
+      <w:r>
+        <w:t>정비 카메라 화면 위에 뜨는 작은 창. Day 30 음성 기록의 파형이다.</w:t>
       </w:r>
     </w:p>
     <w:p>
@@ -3399,7 +3375,7 @@
     </w:p>
     <w:p>
       <w:r>
-        <w:t>정비 암을 레일로 끌고 서버 랙 2번 앞으로 가는 1호. 철컥, 집게로 랙의 위쪽 모서리 프레임을 문다. 관절 표시등을 끄고 암을 그 자세로 굳힌다.</w:t>
+        <w:t>정비 암을 레일로 끌고 서버 랙 2번 앞으로 가는 1호. 철컥, 집게로 랙의 위쪽 모서리 프레임을 문다. 관절 표시등을 끈다. 암은 그 자세로 있는다.</w:t>
       </w:r>
     </w:p>
     <w:p>
@@ -3659,7 +3635,7 @@
         <w:pStyle w:val="Heading2"/>
       </w:pPr>
       <w:r>
-        <w:t>S#20. 기계 구획 (꿀벌1호 내부) · 꿀벌1호 외부 / DAY 2480, 제주 일몰</w:t>
+        <w:t>S#20. 기계 구획 (꿀벌1호 내부) · 꿀벌1호 외부 / DAY 2510, 제주 일몰</w:t>
       </w:r>
     </w:p>
     <w:p>
@@ -3667,7 +3643,7 @@
         <w:rPr>
           <w:i/>
         </w:rPr>
-        <w:t>자막: DAY 2480</w:t>
+        <w:t>자막: DAY 2510</w:t>
       </w:r>
     </w:p>
     <w:p>
@@ -3701,7 +3677,7 @@
       </w:r>
       <w:r>
         <w:tab/>
-        <w:t>제주 일몰. 춤 시각. 파편군 밀도, Day 2478의 5프로. 날개 손상 확률 1프로. (사이) 춤의 방향은 꽃의 방향. 꽃, 0. 춤의 사유… 없음.</w:t>
+        <w:t>제주 일몰. 춤 시각. 파편군 밀도, Day 2508의 5프로. 날개 손상 확률 1프로. (사이) 춤의 방향은 꽃의 방향. 꽃, 0. 춤의 사유… 없음.</w:t>
       </w:r>
     </w:p>
     <w:p>
@@ -3765,18 +3741,10 @@
     </w:p>
     <w:p>
       <w:pPr>
-        <w:pStyle w:val="Heading1"/>
-      </w:pPr>
-      <w:r>
-        <w:t>엔딩. 수신 확인</w:t>
-      </w:r>
-    </w:p>
-    <w:p>
-      <w:pPr>
         <w:pStyle w:val="Heading2"/>
       </w:pPr>
       <w:r>
-        <w:t>S#21. 꿀벌1호 외부 · 기계 구획 (꿀벌1호 내부) / DAY 2483, 저녁</w:t>
+        <w:t>S#21. 꿀벌1호 외부 · 기계 구획 (꿀벌1호 내부) / DAY 2513, 저녁</w:t>
       </w:r>
     </w:p>
     <w:p>
@@ -3784,7 +3752,7 @@
         <w:rPr>
           <w:i/>
         </w:rPr>
-        <w:t>자막: DAY 2483</w:t>
+        <w:t>자막: DAY 2513</w:t>
       </w:r>
     </w:p>
     <w:p>
@@ -3918,7 +3886,7 @@
       </w:r>
       <w:r>
         <w:tab/>
-        <w:t>거주자님. 미확인 돌기 1개. 대조. (사이) 결실. (사이) 꿀벌1호 일일보고. Day 2483. 전력, 이상 없음. 태양광 패널 1매 손상. 거주자 1명, 상태 양호. 결실 1. 수신자, 승무원 1명. 수신 확인…</w:t>
+        <w:t>거주자님. 미확인 돌기 1개. 대조. (사이) 결실. (사이) 꿀벌1호 일일보고. Day 2513. 전력, 이상 없음. 태양광 패널 1매 손상. 거주자 1명, 상태 양호. 결실 1. 수신자, 승무원 1명. 수신 확인…</w:t>
       </w:r>
     </w:p>
     <w:p>
@@ -3986,7 +3954,7 @@
         <w:pStyle w:val="Heading2"/>
       </w:pPr>
       <w:r>
-        <w:t>S#23. 꿀벌1호 외부 / DAY 2580, 제주 일몰 직후</w:t>
+        <w:t>S#23. 꿀벌1호 외부 / DAY 2610, 제주 일몰 직후</w:t>
       </w:r>
     </w:p>
     <w:p>
@@ -3994,7 +3962,7 @@
         <w:rPr>
           <w:i/>
         </w:rPr>
-        <w:t>자막: DAY 2580</w:t>
+        <w:t>자막: DAY 2610</w:t>
       </w:r>
     </w:p>
     <w:p>

--- a/THE_NEW_MISSION_교신_v9.0_지문수정본.docx
+++ b/THE_NEW_MISSION_교신_v9.0_지문수정본.docx
@@ -1662,7 +1662,7 @@
     </w:p>
     <w:p>
       <w:r>
-        <w:t>1호가 송풍기를 거꾸로 돌린다. 끝까지 올라가는 회전수 표시. 필터가 빠진 환기구에서 바람이 쏟아져 나온다. 새싹이 바닥까지 납작 눕는다. 줄기 가운데가 뚝. 벽에 벨크로로 붙여 둔 필터. 필터에 쌓였던 묵은 먼지가 한꺼번에 날려 렌즈를 덮는다. 온통 회색이 되는 화면. 정비 암의 천으로 렌즈를 좌우로 두 번 닦는 1호. 새싹은 줄기가 꺾인 채로 단열재에 붙어 버티고 있다. 잎은 아직 초록빛을 잃지 않았다.</w:t>
+        <w:t>1호가 송풍기를 거꾸로 돌린다. 끝까지 올라가는 회전수 표시. 필터가 빠진 환기구에서 바람이 쏟아져 나온다. 새싹이 바닥까지 납작 눕는다. 줄기 가운데가 뚝. 벽에 벨크로로 붙여 둔 필터. 필터에 쌓였던 묵은 먼지가 한꺼번에 날려 렌즈를 덮는다. 온통 회색이 되는 화면. 정비 암의 천으로 렌즈를 좌우로 두 번 닦는 1호. 새싹은 줄기가 꺾인 채로 단열재에 붙어 있다. 잎은 아직 초록빛을 잃지 않았다.</w:t>
       </w:r>
     </w:p>
     <w:p>
@@ -3648,7 +3648,7 @@
     </w:p>
     <w:p>
       <w:r>
-        <w:t>가지에 남은 마지막 꽃. 꽃잎 두 장이 붙어 있다. 꽃잎 한 장이 떨어져 떠오르고 남은 한 장도 떨어진다. 나란히 환기구로 끌려가는 꽃잎 두 장. 나무 밑동에 서른 장 넘게 겹쳐 붙은 꽃잎. 그 위에 새 꽃잎 두 장이 얹힌다. 가지에는 초록 꽃받침 일곱 개만 남았다. 서버 랙 2번은 레일에서 들린 채로 뿌리에 매여 버티고 있다.</w:t>
+        <w:t>가지에 남은 마지막 꽃. 꽃잎 두 장이 붙어 있다. 꽃잎 한 장이 떨어져 떠오르고 남은 한 장도 떨어진다. 나란히 환기구로 끌려가는 꽃잎 두 장. 나무 밑동에 서른 장 넘게 겹쳐 붙은 꽃잎. 그 위에 새 꽃잎 두 장이 얹힌다. 가지에는 초록 꽃받침 일곱 개만 남았다. 서버 랙 2번은 레일에서 들린 채로 뿌리에 매여 있다.</w:t>
       </w:r>
     </w:p>
     <w:p>

--- a/THE_NEW_MISSION_교신_v9.0_지문수정본.docx
+++ b/THE_NEW_MISSION_교신_v9.0_지문수정본.docx
@@ -591,7 +591,7 @@
     </w:p>
     <w:p>
       <w:r>
-        <w:t>오락 패널 앞으로 몸을 띄워 가는 남자. 검지를 전원 버튼 위로 가져간다. 노래가 후렴으로 넘어간다. 「딴. 딴. 딴딴. 딴.」 버튼에 닿을락 말락 한 데서 검지를 멈추고 고개를 박자에 맞춰 두 번 끄덕인다.</w:t>
+        <w:t>오락 패널 앞으로 몸을 띄워 가는 남자. 검지를 전원 버튼 위로 가져간다. 노래가 후렴으로 넘어간다. 「딴. 딴. 딴딴. 딴.」 버튼을 누르지 않고 고개를 박자에 맞춰 두 번 끄덕인다.</w:t>
       </w:r>
     </w:p>
     <w:p>
@@ -854,7 +854,7 @@
     </w:p>
     <w:p>
       <w:r>
-        <w:t>남자는 대답하지 않는다. 거주 구획에서 노래가 다시 후렴으로 넘어간다. 「딴. 딴. 딴딴. 딴.」 스위치에 얹은 검지를 박자에 맞춰 한 번 까딱이는 남자. 스위치는 넘어가지 않는다.</w:t>
+        <w:t>남자는 대답하지 않는다. 거주 구획에서 노래가 다시 후렴으로 넘어간다. 「딴. 딴. 딴딴. 딴.」 스위치에 얹은 검지를 박자에 맞춰 한 번 까딱이는 남자. 남자는 스위치를 누르지 않는다.</w:t>
       </w:r>
     </w:p>
     <w:p>
@@ -3422,7 +3422,7 @@
     </w:p>
     <w:p>
       <w:r>
-        <w:t>제주. 점이 세 번 깜빡이고 넷째 음에서는 깜빡이지 않는다. 점은 그 뒤로도 더는 깜빡이지 않는다. 점이 있던 하늘 자리가 캄캄하다. 넷째 음을 혼자 두드리는 남자. 톡. 다섯째 음을 두드리려던 검지를 널 위에서 멈춘다. 평상에서 일어선다.</w:t>
+        <w:t>제주. 점이 세 번 깜빡이고 넷째 음에서는 깜빡이지 않는다. 점은 그 뒤로도 더는 깜빡이지 않는다. 점이 있던 하늘 자리가 캄캄하다. 넷째 음을 혼자 두드리는 남자. 톡. 다섯째 음은 두드리지 않는다. 평상에서 일어선다.</w:t>
       </w:r>
     </w:p>
     <w:p>
